--- a/Fase 2/Evidencias Proyecto/Informe Academico.docx
+++ b/Fase 2/Evidencias Proyecto/Informe Academico.docx
@@ -22,6 +22,7 @@
     <w:p>
       <w:pPr>
         <w:pStyle w:val="IntenseQuote"/>
+        <w:spacing w:line="360" w:lineRule="auto"/>
         <w:jc w:val="center"/>
         <w:rPr>
           <w:rStyle w:val="BookTitle"/>
@@ -57,6 +58,7 @@
     <w:p>
       <w:pPr>
         <w:pStyle w:val="Subtitle"/>
+        <w:spacing w:line="360" w:lineRule="auto"/>
         <w:rPr>
           <w:rFonts w:ascii="Arial" w:hAnsi="Arial" w:cs="Arial"/>
           <w:lang w:val="es-CL"/>
@@ -66,6 +68,7 @@
     <w:p>
       <w:pPr>
         <w:pStyle w:val="Subtitle"/>
+        <w:spacing w:line="360" w:lineRule="auto"/>
         <w:rPr>
           <w:rFonts w:ascii="Arial" w:hAnsi="Arial" w:cs="Arial"/>
           <w:sz w:val="22"/>
@@ -77,6 +80,7 @@
     <w:p>
       <w:pPr>
         <w:pStyle w:val="Subtitle"/>
+        <w:spacing w:line="360" w:lineRule="auto"/>
         <w:jc w:val="center"/>
         <w:rPr>
           <w:rFonts w:ascii="Arial" w:hAnsi="Arial" w:cs="Arial"/>
@@ -118,6 +122,7 @@
     <w:p>
       <w:pPr>
         <w:pStyle w:val="Subtitle"/>
+        <w:spacing w:line="360" w:lineRule="auto"/>
         <w:jc w:val="center"/>
         <w:rPr>
           <w:rFonts w:ascii="Arial" w:hAnsi="Arial" w:cs="Arial"/>
@@ -149,7 +154,7 @@
     </w:p>
     <w:p>
       <w:pPr>
-        <w:spacing w:before="760"/>
+        <w:spacing w:before="760" w:line="360" w:lineRule="auto"/>
         <w:jc w:val="right"/>
         <w:rPr>
           <w:rFonts w:ascii="Arial" w:hAnsi="Arial" w:cs="Arial"/>
@@ -167,6 +172,7 @@
     </w:p>
     <w:p>
       <w:pPr>
+        <w:spacing w:line="360" w:lineRule="auto"/>
         <w:jc w:val="right"/>
         <w:rPr>
           <w:rFonts w:ascii="Arial" w:hAnsi="Arial" w:cs="Arial"/>
@@ -199,78 +205,19 @@
     </w:p>
     <w:p>
       <w:pPr>
+        <w:spacing w:line="360" w:lineRule="auto"/>
         <w:jc w:val="right"/>
         <w:rPr>
           <w:rFonts w:ascii="Arial" w:hAnsi="Arial" w:cs="Arial"/>
           <w:lang w:val="es-CL"/>
         </w:rPr>
       </w:pPr>
-    </w:p>
-    <w:p>
-      <w:pPr>
-        <w:jc w:val="right"/>
-        <w:rPr>
-          <w:rFonts w:ascii="Arial" w:hAnsi="Arial" w:cs="Arial"/>
-          <w:lang w:val="es-CL"/>
-        </w:rPr>
-      </w:pPr>
-    </w:p>
-    <w:p>
-      <w:pPr>
-        <w:jc w:val="right"/>
-        <w:rPr>
-          <w:rFonts w:ascii="Arial" w:hAnsi="Arial" w:cs="Arial"/>
-          <w:lang w:val="es-CL"/>
-        </w:rPr>
-      </w:pPr>
-    </w:p>
-    <w:p>
-      <w:pPr>
-        <w:jc w:val="right"/>
-        <w:rPr>
-          <w:rFonts w:ascii="Arial" w:hAnsi="Arial" w:cs="Arial"/>
-          <w:lang w:val="es-CL"/>
-        </w:rPr>
-      </w:pPr>
-    </w:p>
-    <w:p>
-      <w:pPr>
-        <w:jc w:val="right"/>
-        <w:rPr>
-          <w:rFonts w:ascii="Arial" w:hAnsi="Arial" w:cs="Arial"/>
-          <w:lang w:val="es-CL"/>
-        </w:rPr>
-      </w:pPr>
       <w:r>
         <w:rPr>
           <w:rFonts w:ascii="Arial" w:hAnsi="Arial" w:cs="Arial"/>
           <w:lang w:val="es-CL"/>
         </w:rPr>
         <w:t>Docente Álvaro Andrés Mellado Pimentel</w:t>
-      </w:r>
-    </w:p>
-    <w:p>
-      <w:pPr>
-        <w:jc w:val="right"/>
-        <w:rPr>
-          <w:rFonts w:ascii="Arial" w:hAnsi="Arial" w:cs="Arial"/>
-          <w:lang w:val="es-CL"/>
-        </w:rPr>
-      </w:pPr>
-      <w:r>
-        <w:rPr>
-          <w:rFonts w:ascii="Arial" w:hAnsi="Arial" w:cs="Arial"/>
-          <w:lang w:val="es-CL"/>
-        </w:rPr>
-        <w:t>Revisión documental 04 de octubre de 2026</w:t>
-      </w:r>
-      <w:r>
-        <w:rPr>
-          <w:rFonts w:ascii="Arial" w:hAnsi="Arial" w:cs="Arial"/>
-          <w:lang w:val="es-CL"/>
-        </w:rPr>
-        <w:br/>
-        <w:t>Estados de Scrum al 03 de octubre de 2026</w:t>
       </w:r>
     </w:p>
     <w:p>
@@ -278,13 +225,18 @@
         <w:pStyle w:val="TOC11"/>
         <w:rPr>
           <w:rFonts w:ascii="Arial" w:hAnsi="Arial" w:cs="Arial"/>
+          <w:lang w:val="es-CL"/>
         </w:rPr>
       </w:pPr>
     </w:p>
     <w:sdt>
       <w:sdtPr>
         <w:rPr>
-          <w:rFonts w:ascii="Arial" w:hAnsi="Arial" w:cs="Arial"/>
+          <w:rFonts w:ascii="Arial" w:eastAsiaTheme="minorEastAsia" w:hAnsi="Arial" w:cs="Arial"/>
+          <w:b w:val="0"/>
+          <w:bCs w:val="0"/>
+          <w:sz w:val="22"/>
+          <w:szCs w:val="22"/>
         </w:rPr>
         <w:id w:val="-1077749549"/>
         <w:docPartObj>
@@ -294,10 +246,7 @@
       </w:sdtPr>
       <w:sdtEndPr>
         <w:rPr>
-          <w:rFonts w:eastAsiaTheme="minorEastAsia"/>
           <w:noProof/>
-          <w:sz w:val="22"/>
-          <w:szCs w:val="22"/>
         </w:rPr>
       </w:sdtEndPr>
       <w:sdtContent>
@@ -306,14 +255,18 @@
             <w:pStyle w:val="TOCHeading"/>
             <w:rPr>
               <w:rFonts w:ascii="Arial" w:hAnsi="Arial" w:cs="Arial"/>
+              <w:lang w:val="es-CL"/>
             </w:rPr>
           </w:pPr>
+          <w:proofErr w:type="spellStart"/>
           <w:r>
             <w:rPr>
               <w:rFonts w:ascii="Arial" w:hAnsi="Arial" w:cs="Arial"/>
+              <w:lang w:val="es-CL"/>
             </w:rPr>
             <w:t>Contents</w:t>
           </w:r>
+          <w:proofErr w:type="spellEnd"/>
         </w:p>
         <w:p>
           <w:pPr>
@@ -2786,6 +2739,7 @@
     <w:p>
       <w:pPr>
         <w:pStyle w:val="Heading1"/>
+        <w:spacing w:line="360" w:lineRule="auto"/>
         <w:rPr>
           <w:rFonts w:ascii="Arial" w:hAnsi="Arial" w:cs="Arial"/>
           <w:lang w:val="es-CL"/>
@@ -2828,6 +2782,7 @@
     </w:p>
     <w:p>
       <w:pPr>
+        <w:spacing w:line="360" w:lineRule="auto"/>
         <w:rPr>
           <w:rFonts w:ascii="Arial" w:hAnsi="Arial" w:cs="Arial"/>
           <w:lang w:val="es-CL"/>
@@ -2884,6 +2839,7 @@
     </w:p>
     <w:p>
       <w:pPr>
+        <w:spacing w:line="360" w:lineRule="auto"/>
         <w:rPr>
           <w:rFonts w:ascii="Arial" w:hAnsi="Arial" w:cs="Arial"/>
           <w:lang w:val="es-CL"/>
@@ -2899,6 +2855,7 @@
     </w:p>
     <w:p>
       <w:pPr>
+        <w:spacing w:line="360" w:lineRule="auto"/>
         <w:rPr>
           <w:rFonts w:ascii="Arial" w:hAnsi="Arial" w:cs="Arial"/>
           <w:lang w:val="es-CL"/>
@@ -2914,6 +2871,7 @@
     </w:p>
     <w:p>
       <w:pPr>
+        <w:spacing w:line="360" w:lineRule="auto"/>
         <w:rPr>
           <w:rFonts w:ascii="Arial" w:hAnsi="Arial" w:cs="Arial"/>
           <w:lang w:val="es-CL"/>
@@ -2930,6 +2888,7 @@
     <w:p>
       <w:pPr>
         <w:pStyle w:val="Heading1"/>
+        <w:spacing w:line="360" w:lineRule="auto"/>
         <w:rPr>
           <w:rFonts w:ascii="Arial" w:hAnsi="Arial" w:cs="Arial"/>
           <w:lang w:val="es-CL"/>
@@ -2958,6 +2917,7 @@
     </w:p>
     <w:p>
       <w:pPr>
+        <w:spacing w:line="360" w:lineRule="auto"/>
         <w:rPr>
           <w:rFonts w:ascii="Arial" w:hAnsi="Arial" w:cs="Arial"/>
           <w:lang w:val="es-CL"/>
@@ -2973,6 +2933,7 @@
     </w:p>
     <w:p>
       <w:pPr>
+        <w:spacing w:line="360" w:lineRule="auto"/>
         <w:rPr>
           <w:rFonts w:ascii="Arial" w:hAnsi="Arial" w:cs="Arial"/>
           <w:lang w:val="es-CL"/>
@@ -2997,6 +2958,7 @@
     </w:p>
     <w:p>
       <w:pPr>
+        <w:spacing w:line="360" w:lineRule="auto"/>
         <w:rPr>
           <w:rFonts w:ascii="Arial" w:hAnsi="Arial" w:cs="Arial"/>
           <w:lang w:val="es-CL"/>
@@ -3007,6 +2969,7 @@
           <w:rFonts w:ascii="Arial" w:hAnsi="Arial" w:cs="Arial"/>
           <w:lang w:val="es-CL"/>
         </w:rPr>
+        <w:lastRenderedPageBreak/>
         <w:t xml:space="preserve">El periodo del proyecto comprende del 10 de agosto al 04 de diciembre de 2026. Este informe corresponde a un avance consolidado. Los estados de Scrum se conservan según el corte documental del 03 de octubre; las verificaciones técnicas adicionales se realizaron el 04 de octubre. Esta distinción permite añadir evidencia actual sin cambiar retrospectivamente el estado de los </w:t>
       </w:r>
       <w:proofErr w:type="spellStart"/>
@@ -3029,6 +2992,7 @@
     <w:p>
       <w:pPr>
         <w:pStyle w:val="Heading1"/>
+        <w:spacing w:line="360" w:lineRule="auto"/>
         <w:rPr>
           <w:rFonts w:ascii="Arial" w:hAnsi="Arial" w:cs="Arial"/>
           <w:lang w:val="es-CL"/>
@@ -3064,6 +3028,7 @@
     </w:p>
     <w:p>
       <w:pPr>
+        <w:spacing w:line="360" w:lineRule="auto"/>
         <w:rPr>
           <w:rFonts w:ascii="Arial" w:hAnsi="Arial" w:cs="Arial"/>
           <w:lang w:val="es-CL"/>
@@ -3074,19 +3039,12 @@
           <w:rFonts w:ascii="Arial" w:hAnsi="Arial" w:cs="Arial"/>
           <w:lang w:val="es-CL"/>
         </w:rPr>
-        <w:t xml:space="preserve">El segmento definido por el equipo es el comercio pequeño administrado directamente por su dueño, con venta presencial e inventario. La situación problemática planteada es la dispersión de </w:t>
-      </w:r>
-      <w:r>
-        <w:rPr>
-          <w:rFonts w:ascii="Arial" w:hAnsi="Arial" w:cs="Arial"/>
-          <w:lang w:val="es-CL"/>
-        </w:rPr>
-        <w:lastRenderedPageBreak/>
-        <w:t>ventas, existencias, caja y fiados en registros separados. Se trata de una hipótesis de necesidad que requiere comprobar frecuencia, impacto y disposición al cambio en los negocios seleccionados.</w:t>
+        <w:t>El segmento definido por el equipo es el comercio pequeño administrado directamente por su dueño, con venta presencial e inventario. La situación problemática planteada es la dispersión de ventas, existencias, caja y fiados en registros separados. Se trata de una hipótesis de necesidad que requiere comprobar frecuencia, impacto y disposición al cambio en los negocios seleccionados.</w:t>
       </w:r>
     </w:p>
     <w:p>
       <w:pPr>
+        <w:spacing w:line="360" w:lineRule="auto"/>
         <w:rPr>
           <w:rFonts w:ascii="Arial" w:hAnsi="Arial" w:cs="Arial"/>
           <w:lang w:val="es-CL"/>
@@ -3118,6 +3076,7 @@
     </w:p>
     <w:p>
       <w:pPr>
+        <w:spacing w:line="360" w:lineRule="auto"/>
         <w:rPr>
           <w:rFonts w:ascii="Arial" w:hAnsi="Arial" w:cs="Arial"/>
           <w:lang w:val="es-CL"/>
@@ -3134,6 +3093,7 @@
     <w:p>
       <w:pPr>
         <w:pStyle w:val="Heading1"/>
+        <w:spacing w:line="360" w:lineRule="auto"/>
         <w:rPr>
           <w:rFonts w:ascii="Arial" w:hAnsi="Arial" w:cs="Arial"/>
           <w:lang w:val="es-CL"/>
@@ -3170,6 +3130,7 @@
     <w:p>
       <w:pPr>
         <w:pStyle w:val="Heading2"/>
+        <w:spacing w:line="360" w:lineRule="auto"/>
         <w:rPr>
           <w:rFonts w:ascii="Arial" w:hAnsi="Arial" w:cs="Arial"/>
           <w:lang w:val="es-CL"/>
@@ -3189,6 +3150,7 @@
     </w:p>
     <w:p>
       <w:pPr>
+        <w:spacing w:line="360" w:lineRule="auto"/>
         <w:rPr>
           <w:rFonts w:ascii="Arial" w:hAnsi="Arial" w:cs="Arial"/>
           <w:lang w:val="es-CL"/>
@@ -3221,6 +3183,7 @@
     <w:p>
       <w:pPr>
         <w:pStyle w:val="Heading2"/>
+        <w:spacing w:line="360" w:lineRule="auto"/>
         <w:rPr>
           <w:rFonts w:ascii="Arial" w:hAnsi="Arial" w:cs="Arial"/>
         </w:rPr>
@@ -3261,7 +3224,7 @@
     <w:p>
       <w:pPr>
         <w:pStyle w:val="ListBullet"/>
-        <w:spacing w:after="80"/>
+        <w:spacing w:after="80" w:line="360" w:lineRule="auto"/>
         <w:rPr>
           <w:rFonts w:ascii="Arial" w:hAnsi="Arial" w:cs="Arial"/>
           <w:lang w:val="es-CL"/>
@@ -3278,7 +3241,7 @@
     <w:p>
       <w:pPr>
         <w:pStyle w:val="ListBullet"/>
-        <w:spacing w:after="80"/>
+        <w:spacing w:after="80" w:line="360" w:lineRule="auto"/>
         <w:rPr>
           <w:rFonts w:ascii="Arial" w:hAnsi="Arial" w:cs="Arial"/>
           <w:lang w:val="es-CL"/>
@@ -3295,7 +3258,7 @@
     <w:p>
       <w:pPr>
         <w:pStyle w:val="ListBullet"/>
-        <w:spacing w:after="80"/>
+        <w:spacing w:after="80" w:line="360" w:lineRule="auto"/>
         <w:rPr>
           <w:rFonts w:ascii="Arial" w:hAnsi="Arial" w:cs="Arial"/>
           <w:lang w:val="es-CL"/>
@@ -3312,7 +3275,7 @@
     <w:p>
       <w:pPr>
         <w:pStyle w:val="ListBullet"/>
-        <w:spacing w:after="80"/>
+        <w:spacing w:after="80" w:line="360" w:lineRule="auto"/>
         <w:rPr>
           <w:rFonts w:ascii="Arial" w:hAnsi="Arial" w:cs="Arial"/>
           <w:lang w:val="es-CL"/>
@@ -3323,13 +3286,14 @@
           <w:rFonts w:ascii="Arial" w:hAnsi="Arial" w:cs="Arial"/>
           <w:lang w:val="es-CL"/>
         </w:rPr>
+        <w:lastRenderedPageBreak/>
         <w:t>Integrar módulos operacionales, experiencia PWA, cola de ventas, códigos de barras y asistencia visual revisable.</w:t>
       </w:r>
     </w:p>
     <w:p>
       <w:pPr>
         <w:pStyle w:val="ListBullet"/>
-        <w:spacing w:after="80"/>
+        <w:spacing w:after="80" w:line="360" w:lineRule="auto"/>
         <w:rPr>
           <w:rFonts w:ascii="Arial" w:hAnsi="Arial" w:cs="Arial"/>
           <w:lang w:val="es-CL"/>
@@ -3346,7 +3310,7 @@
     <w:p>
       <w:pPr>
         <w:pStyle w:val="ListBullet"/>
-        <w:spacing w:after="80"/>
+        <w:spacing w:after="80" w:line="360" w:lineRule="auto"/>
         <w:rPr>
           <w:rFonts w:ascii="Arial" w:hAnsi="Arial" w:cs="Arial"/>
           <w:lang w:val="es-CL"/>
@@ -3363,6 +3327,7 @@
     <w:p>
       <w:pPr>
         <w:pStyle w:val="Heading2"/>
+        <w:spacing w:line="360" w:lineRule="auto"/>
         <w:rPr>
           <w:rFonts w:ascii="Arial" w:hAnsi="Arial" w:cs="Arial"/>
         </w:rPr>
@@ -3454,7 +3419,7 @@
           </w:tcPr>
           <w:p>
             <w:pPr>
-              <w:spacing w:after="0" w:line="252" w:lineRule="auto"/>
+              <w:spacing w:after="0" w:line="360" w:lineRule="auto"/>
               <w:rPr>
                 <w:rFonts w:ascii="Arial" w:hAnsi="Arial" w:cs="Arial"/>
               </w:rPr>
@@ -3478,7 +3443,7 @@
           </w:tcPr>
           <w:p>
             <w:pPr>
-              <w:spacing w:after="0" w:line="252" w:lineRule="auto"/>
+              <w:spacing w:after="0" w:line="360" w:lineRule="auto"/>
               <w:rPr>
                 <w:rFonts w:ascii="Arial" w:hAnsi="Arial" w:cs="Arial"/>
               </w:rPr>
@@ -3502,7 +3467,7 @@
           </w:tcPr>
           <w:p>
             <w:pPr>
-              <w:spacing w:after="0" w:line="252" w:lineRule="auto"/>
+              <w:spacing w:after="0" w:line="360" w:lineRule="auto"/>
               <w:rPr>
                 <w:rFonts w:ascii="Arial" w:hAnsi="Arial" w:cs="Arial"/>
               </w:rPr>
@@ -3532,7 +3497,7 @@
           </w:tcPr>
           <w:p>
             <w:pPr>
-              <w:spacing w:after="0" w:line="252" w:lineRule="auto"/>
+              <w:spacing w:after="0" w:line="360" w:lineRule="auto"/>
               <w:rPr>
                 <w:rFonts w:ascii="Arial" w:hAnsi="Arial" w:cs="Arial"/>
               </w:rPr>
@@ -3554,7 +3519,7 @@
           </w:tcPr>
           <w:p>
             <w:pPr>
-              <w:spacing w:after="0" w:line="252" w:lineRule="auto"/>
+              <w:spacing w:after="0" w:line="360" w:lineRule="auto"/>
               <w:rPr>
                 <w:rFonts w:ascii="Arial" w:hAnsi="Arial" w:cs="Arial"/>
                 <w:lang w:val="es-CL"/>
@@ -3578,7 +3543,7 @@
           </w:tcPr>
           <w:p>
             <w:pPr>
-              <w:spacing w:after="0" w:line="252" w:lineRule="auto"/>
+              <w:spacing w:after="0" w:line="360" w:lineRule="auto"/>
               <w:rPr>
                 <w:rFonts w:ascii="Arial" w:hAnsi="Arial" w:cs="Arial"/>
                 <w:lang w:val="es-CL"/>
@@ -3608,7 +3573,7 @@
           </w:tcPr>
           <w:p>
             <w:pPr>
-              <w:spacing w:after="0" w:line="252" w:lineRule="auto"/>
+              <w:spacing w:after="0" w:line="360" w:lineRule="auto"/>
               <w:rPr>
                 <w:rFonts w:ascii="Arial" w:hAnsi="Arial" w:cs="Arial"/>
               </w:rPr>
@@ -3648,7 +3613,7 @@
           </w:tcPr>
           <w:p>
             <w:pPr>
-              <w:spacing w:after="0" w:line="252" w:lineRule="auto"/>
+              <w:spacing w:after="0" w:line="360" w:lineRule="auto"/>
               <w:rPr>
                 <w:rFonts w:ascii="Arial" w:hAnsi="Arial" w:cs="Arial"/>
                 <w:lang w:val="es-CL"/>
@@ -3672,7 +3637,7 @@
           </w:tcPr>
           <w:p>
             <w:pPr>
-              <w:spacing w:after="0" w:line="252" w:lineRule="auto"/>
+              <w:spacing w:after="0" w:line="360" w:lineRule="auto"/>
               <w:rPr>
                 <w:rFonts w:ascii="Arial" w:hAnsi="Arial" w:cs="Arial"/>
                 <w:lang w:val="es-CL"/>
@@ -3702,7 +3667,7 @@
           </w:tcPr>
           <w:p>
             <w:pPr>
-              <w:spacing w:after="0" w:line="252" w:lineRule="auto"/>
+              <w:spacing w:after="0" w:line="360" w:lineRule="auto"/>
               <w:rPr>
                 <w:rFonts w:ascii="Arial" w:hAnsi="Arial" w:cs="Arial"/>
               </w:rPr>
@@ -3742,7 +3707,7 @@
           </w:tcPr>
           <w:p>
             <w:pPr>
-              <w:spacing w:after="0" w:line="252" w:lineRule="auto"/>
+              <w:spacing w:after="0" w:line="360" w:lineRule="auto"/>
               <w:rPr>
                 <w:rFonts w:ascii="Arial" w:hAnsi="Arial" w:cs="Arial"/>
                 <w:lang w:val="es-CL"/>
@@ -3766,7 +3731,7 @@
           </w:tcPr>
           <w:p>
             <w:pPr>
-              <w:spacing w:after="0" w:line="252" w:lineRule="auto"/>
+              <w:spacing w:after="0" w:line="360" w:lineRule="auto"/>
               <w:rPr>
                 <w:rFonts w:ascii="Arial" w:hAnsi="Arial" w:cs="Arial"/>
               </w:rPr>
@@ -3828,7 +3793,7 @@
           </w:tcPr>
           <w:p>
             <w:pPr>
-              <w:spacing w:after="0" w:line="252" w:lineRule="auto"/>
+              <w:spacing w:after="0" w:line="360" w:lineRule="auto"/>
               <w:rPr>
                 <w:rFonts w:ascii="Arial" w:hAnsi="Arial" w:cs="Arial"/>
               </w:rPr>
@@ -3850,7 +3815,7 @@
           </w:tcPr>
           <w:p>
             <w:pPr>
-              <w:spacing w:after="0" w:line="252" w:lineRule="auto"/>
+              <w:spacing w:after="0" w:line="360" w:lineRule="auto"/>
               <w:rPr>
                 <w:rFonts w:ascii="Arial" w:hAnsi="Arial" w:cs="Arial"/>
               </w:rPr>
@@ -3872,7 +3837,7 @@
           </w:tcPr>
           <w:p>
             <w:pPr>
-              <w:spacing w:after="0" w:line="252" w:lineRule="auto"/>
+              <w:spacing w:after="0" w:line="360" w:lineRule="auto"/>
               <w:rPr>
                 <w:rFonts w:ascii="Arial" w:hAnsi="Arial" w:cs="Arial"/>
                 <w:lang w:val="es-CL"/>
@@ -3902,7 +3867,7 @@
           </w:tcPr>
           <w:p>
             <w:pPr>
-              <w:spacing w:after="0" w:line="252" w:lineRule="auto"/>
+              <w:spacing w:after="0" w:line="360" w:lineRule="auto"/>
               <w:rPr>
                 <w:rFonts w:ascii="Arial" w:hAnsi="Arial" w:cs="Arial"/>
               </w:rPr>
@@ -3912,7 +3877,6 @@
                 <w:rFonts w:ascii="Arial" w:hAnsi="Arial" w:cs="Arial"/>
                 <w:sz w:val="19"/>
               </w:rPr>
-              <w:lastRenderedPageBreak/>
               <w:t>Calidad</w:t>
             </w:r>
           </w:p>
@@ -3925,7 +3889,7 @@
           </w:tcPr>
           <w:p>
             <w:pPr>
-              <w:spacing w:after="0" w:line="252" w:lineRule="auto"/>
+              <w:spacing w:after="0" w:line="360" w:lineRule="auto"/>
               <w:rPr>
                 <w:rFonts w:ascii="Arial" w:hAnsi="Arial" w:cs="Arial"/>
               </w:rPr>
@@ -3947,7 +3911,7 @@
           </w:tcPr>
           <w:p>
             <w:pPr>
-              <w:spacing w:after="0" w:line="252" w:lineRule="auto"/>
+              <w:spacing w:after="0" w:line="360" w:lineRule="auto"/>
               <w:rPr>
                 <w:rFonts w:ascii="Arial" w:hAnsi="Arial" w:cs="Arial"/>
                 <w:lang w:val="es-CL"/>
@@ -3995,7 +3959,7 @@
           </w:tcPr>
           <w:p>
             <w:pPr>
-              <w:spacing w:after="0" w:line="252" w:lineRule="auto"/>
+              <w:spacing w:after="0" w:line="360" w:lineRule="auto"/>
               <w:rPr>
                 <w:rFonts w:ascii="Arial" w:hAnsi="Arial" w:cs="Arial"/>
               </w:rPr>
@@ -4026,7 +3990,7 @@
           </w:tcPr>
           <w:p>
             <w:pPr>
-              <w:spacing w:after="0" w:line="252" w:lineRule="auto"/>
+              <w:spacing w:after="0" w:line="360" w:lineRule="auto"/>
               <w:rPr>
                 <w:rFonts w:ascii="Arial" w:hAnsi="Arial" w:cs="Arial"/>
                 <w:lang w:val="es-CL"/>
@@ -4050,7 +4014,7 @@
           </w:tcPr>
           <w:p>
             <w:pPr>
-              <w:spacing w:after="0" w:line="252" w:lineRule="auto"/>
+              <w:spacing w:after="0" w:line="360" w:lineRule="auto"/>
               <w:rPr>
                 <w:rFonts w:ascii="Arial" w:hAnsi="Arial" w:cs="Arial"/>
               </w:rPr>
@@ -4118,7 +4082,7 @@
     </w:tbl>
     <w:p>
       <w:pPr>
-        <w:spacing w:after="20"/>
+        <w:spacing w:after="20" w:line="360" w:lineRule="auto"/>
         <w:rPr>
           <w:rFonts w:ascii="Arial" w:hAnsi="Arial" w:cs="Arial"/>
         </w:rPr>
@@ -4127,6 +4091,7 @@
     <w:p>
       <w:pPr>
         <w:pStyle w:val="Heading1"/>
+        <w:spacing w:line="360" w:lineRule="auto"/>
         <w:rPr>
           <w:rStyle w:val="Heading3Char"/>
           <w:rFonts w:ascii="Arial" w:hAnsi="Arial" w:cs="Arial"/>
@@ -4167,6 +4132,7 @@
     </w:p>
     <w:p>
       <w:pPr>
+        <w:spacing w:line="360" w:lineRule="auto"/>
         <w:rPr>
           <w:rFonts w:ascii="Arial" w:hAnsi="Arial" w:cs="Arial"/>
           <w:lang w:val="es-CL"/>
@@ -4182,6 +4148,7 @@
     </w:p>
     <w:p>
       <w:pPr>
+        <w:spacing w:line="360" w:lineRule="auto"/>
         <w:rPr>
           <w:rFonts w:ascii="Arial" w:hAnsi="Arial" w:cs="Arial"/>
           <w:lang w:val="es-CL"/>
@@ -4197,6 +4164,7 @@
     </w:p>
     <w:p>
       <w:pPr>
+        <w:spacing w:line="360" w:lineRule="auto"/>
         <w:rPr>
           <w:rFonts w:ascii="Arial" w:hAnsi="Arial" w:cs="Arial"/>
           <w:lang w:val="es-CL"/>
@@ -4207,12 +4175,14 @@
           <w:rFonts w:ascii="Arial" w:hAnsi="Arial" w:cs="Arial"/>
           <w:lang w:val="es-CL"/>
         </w:rPr>
+        <w:lastRenderedPageBreak/>
         <w:t>El comprobante del MVP es interno. La emisión tributaria ante el SII, la conciliación automática con pasarelas, los terminales de pago integrados y una operación empresarial de múltiples sucursales no forman parte del alcance validado. Tampoco se declara disponibilidad comercial, adopción o ahorro medido.</w:t>
       </w:r>
     </w:p>
     <w:p>
       <w:pPr>
         <w:pStyle w:val="Heading1"/>
+        <w:spacing w:line="360" w:lineRule="auto"/>
         <w:rPr>
           <w:rStyle w:val="Heading3Char"/>
           <w:rFonts w:ascii="Arial" w:hAnsi="Arial" w:cs="Arial"/>
@@ -4250,6 +4220,7 @@
     <w:p>
       <w:pPr>
         <w:pStyle w:val="Heading2"/>
+        <w:spacing w:line="360" w:lineRule="auto"/>
         <w:rPr>
           <w:rFonts w:ascii="Arial" w:hAnsi="Arial" w:cs="Arial"/>
           <w:lang w:val="es-CL"/>
@@ -4269,6 +4240,7 @@
     </w:p>
     <w:p>
       <w:pPr>
+        <w:spacing w:line="360" w:lineRule="auto"/>
         <w:rPr>
           <w:rFonts w:ascii="Arial" w:hAnsi="Arial" w:cs="Arial"/>
           <w:lang w:val="es-CL"/>
@@ -4285,6 +4257,7 @@
     <w:p>
       <w:pPr>
         <w:pStyle w:val="Heading2"/>
+        <w:spacing w:line="360" w:lineRule="auto"/>
         <w:rPr>
           <w:rFonts w:ascii="Arial" w:hAnsi="Arial" w:cs="Arial"/>
           <w:lang w:val="es-CL"/>
@@ -4304,6 +4277,7 @@
     </w:p>
     <w:p>
       <w:pPr>
+        <w:spacing w:line="360" w:lineRule="auto"/>
         <w:rPr>
           <w:rFonts w:ascii="Arial" w:hAnsi="Arial" w:cs="Arial"/>
           <w:lang w:val="es-CL"/>
@@ -4446,7 +4420,7 @@
           </w:tcPr>
           <w:p>
             <w:pPr>
-              <w:spacing w:after="0" w:line="252" w:lineRule="auto"/>
+              <w:spacing w:after="0" w:line="360" w:lineRule="auto"/>
               <w:rPr>
                 <w:rFonts w:ascii="Arial" w:hAnsi="Arial" w:cs="Arial"/>
               </w:rPr>
@@ -4470,7 +4444,7 @@
           </w:tcPr>
           <w:p>
             <w:pPr>
-              <w:spacing w:after="0" w:line="252" w:lineRule="auto"/>
+              <w:spacing w:after="0" w:line="360" w:lineRule="auto"/>
               <w:rPr>
                 <w:rFonts w:ascii="Arial" w:hAnsi="Arial" w:cs="Arial"/>
               </w:rPr>
@@ -4494,7 +4468,7 @@
           </w:tcPr>
           <w:p>
             <w:pPr>
-              <w:spacing w:after="0" w:line="252" w:lineRule="auto"/>
+              <w:spacing w:after="0" w:line="360" w:lineRule="auto"/>
               <w:rPr>
                 <w:rFonts w:ascii="Arial" w:hAnsi="Arial" w:cs="Arial"/>
                 <w:lang w:val="es-CL"/>
@@ -4538,7 +4512,7 @@
           </w:tcPr>
           <w:p>
             <w:pPr>
-              <w:spacing w:after="0" w:line="252" w:lineRule="auto"/>
+              <w:spacing w:after="0" w:line="360" w:lineRule="auto"/>
               <w:rPr>
                 <w:rFonts w:ascii="Arial" w:hAnsi="Arial" w:cs="Arial"/>
               </w:rPr>
@@ -4562,7 +4536,7 @@
           </w:tcPr>
           <w:p>
             <w:pPr>
-              <w:spacing w:after="0" w:line="252" w:lineRule="auto"/>
+              <w:spacing w:after="0" w:line="360" w:lineRule="auto"/>
               <w:rPr>
                 <w:rFonts w:ascii="Arial" w:hAnsi="Arial" w:cs="Arial"/>
                 <w:lang w:val="es-CL"/>
@@ -4586,7 +4560,7 @@
           </w:tcPr>
           <w:p>
             <w:pPr>
-              <w:spacing w:after="0" w:line="252" w:lineRule="auto"/>
+              <w:spacing w:after="0" w:line="360" w:lineRule="auto"/>
               <w:rPr>
                 <w:rFonts w:ascii="Arial" w:hAnsi="Arial" w:cs="Arial"/>
                 <w:lang w:val="es-CL"/>
@@ -4616,7 +4590,7 @@
           </w:tcPr>
           <w:p>
             <w:pPr>
-              <w:spacing w:after="0" w:line="252" w:lineRule="auto"/>
+              <w:spacing w:after="0" w:line="360" w:lineRule="auto"/>
               <w:rPr>
                 <w:rFonts w:ascii="Arial" w:hAnsi="Arial" w:cs="Arial"/>
               </w:rPr>
@@ -4640,7 +4614,7 @@
           </w:tcPr>
           <w:p>
             <w:pPr>
-              <w:spacing w:after="0" w:line="252" w:lineRule="auto"/>
+              <w:spacing w:after="0" w:line="360" w:lineRule="auto"/>
               <w:rPr>
                 <w:rFonts w:ascii="Arial" w:hAnsi="Arial" w:cs="Arial"/>
                 <w:lang w:val="es-CL"/>
@@ -4664,7 +4638,7 @@
           </w:tcPr>
           <w:p>
             <w:pPr>
-              <w:spacing w:after="0" w:line="252" w:lineRule="auto"/>
+              <w:spacing w:after="0" w:line="360" w:lineRule="auto"/>
               <w:rPr>
                 <w:rFonts w:ascii="Arial" w:hAnsi="Arial" w:cs="Arial"/>
                 <w:lang w:val="es-CL"/>
@@ -4694,7 +4668,7 @@
           </w:tcPr>
           <w:p>
             <w:pPr>
-              <w:spacing w:after="0" w:line="252" w:lineRule="auto"/>
+              <w:spacing w:after="0" w:line="360" w:lineRule="auto"/>
               <w:rPr>
                 <w:rFonts w:ascii="Arial" w:hAnsi="Arial" w:cs="Arial"/>
               </w:rPr>
@@ -4704,7 +4678,6 @@
                 <w:rFonts w:ascii="Arial" w:hAnsi="Arial" w:cs="Arial"/>
                 <w:sz w:val="19"/>
               </w:rPr>
-              <w:lastRenderedPageBreak/>
               <w:t>Odoo POS</w:t>
             </w:r>
           </w:p>
@@ -4717,7 +4690,7 @@
           </w:tcPr>
           <w:p>
             <w:pPr>
-              <w:spacing w:after="0" w:line="252" w:lineRule="auto"/>
+              <w:spacing w:after="0" w:line="360" w:lineRule="auto"/>
               <w:rPr>
                 <w:rFonts w:ascii="Arial" w:hAnsi="Arial" w:cs="Arial"/>
                 <w:lang w:val="es-CL"/>
@@ -4741,7 +4714,7 @@
           </w:tcPr>
           <w:p>
             <w:pPr>
-              <w:spacing w:after="0" w:line="252" w:lineRule="auto"/>
+              <w:spacing w:after="0" w:line="360" w:lineRule="auto"/>
               <w:rPr>
                 <w:rFonts w:ascii="Arial" w:hAnsi="Arial" w:cs="Arial"/>
                 <w:lang w:val="es-CL"/>
@@ -4789,7 +4762,7 @@
           </w:tcPr>
           <w:p>
             <w:pPr>
-              <w:spacing w:after="0" w:line="252" w:lineRule="auto"/>
+              <w:spacing w:after="0" w:line="360" w:lineRule="auto"/>
               <w:rPr>
                 <w:rFonts w:ascii="Arial" w:hAnsi="Arial" w:cs="Arial"/>
               </w:rPr>
@@ -4813,7 +4786,7 @@
           </w:tcPr>
           <w:p>
             <w:pPr>
-              <w:spacing w:after="0" w:line="252" w:lineRule="auto"/>
+              <w:spacing w:after="0" w:line="360" w:lineRule="auto"/>
               <w:rPr>
                 <w:rFonts w:ascii="Arial" w:hAnsi="Arial" w:cs="Arial"/>
                 <w:lang w:val="es-CL"/>
@@ -4855,7 +4828,7 @@
           </w:tcPr>
           <w:p>
             <w:pPr>
-              <w:spacing w:after="0" w:line="252" w:lineRule="auto"/>
+              <w:spacing w:after="0" w:line="360" w:lineRule="auto"/>
               <w:rPr>
                 <w:rFonts w:ascii="Arial" w:hAnsi="Arial" w:cs="Arial"/>
                 <w:lang w:val="es-CL"/>
@@ -4875,7 +4848,7 @@
     </w:tbl>
     <w:p>
       <w:pPr>
-        <w:spacing w:after="20"/>
+        <w:spacing w:after="20" w:line="360" w:lineRule="auto"/>
         <w:rPr>
           <w:rFonts w:ascii="Arial" w:hAnsi="Arial" w:cs="Arial"/>
           <w:lang w:val="es-CL"/>
@@ -4884,6 +4857,7 @@
     </w:p>
     <w:p>
       <w:pPr>
+        <w:spacing w:line="360" w:lineRule="auto"/>
         <w:rPr>
           <w:rFonts w:ascii="Arial" w:hAnsi="Arial" w:cs="Arial"/>
           <w:lang w:val="es-CL"/>
@@ -4916,6 +4890,7 @@
     <w:p>
       <w:pPr>
         <w:pStyle w:val="Heading2"/>
+        <w:spacing w:line="360" w:lineRule="auto"/>
         <w:rPr>
           <w:rFonts w:ascii="Arial" w:hAnsi="Arial" w:cs="Arial"/>
           <w:lang w:val="es-CL"/>
@@ -4928,6 +4903,7 @@
           <w:rFonts w:ascii="Arial" w:hAnsi="Arial" w:cs="Arial"/>
           <w:lang w:val="es-CL"/>
         </w:rPr>
+        <w:lastRenderedPageBreak/>
         <w:t>6.3 Antecedentes académicos</w:t>
       </w:r>
       <w:bookmarkEnd w:id="22"/>
@@ -4935,6 +4911,7 @@
     </w:p>
     <w:p>
       <w:pPr>
+        <w:spacing w:line="360" w:lineRule="auto"/>
         <w:rPr>
           <w:rFonts w:ascii="Arial" w:hAnsi="Arial" w:cs="Arial"/>
           <w:lang w:val="es-CL"/>
@@ -4982,6 +4959,7 @@
     </w:p>
     <w:p>
       <w:pPr>
+        <w:spacing w:line="360" w:lineRule="auto"/>
         <w:rPr>
           <w:rFonts w:ascii="Arial" w:hAnsi="Arial" w:cs="Arial"/>
           <w:lang w:val="es-CL"/>
@@ -5014,6 +4992,7 @@
     <w:p>
       <w:pPr>
         <w:pStyle w:val="Heading1"/>
+        <w:spacing w:line="360" w:lineRule="auto"/>
         <w:rPr>
           <w:rFonts w:ascii="Arial" w:hAnsi="Arial" w:cs="Arial"/>
           <w:lang w:val="es-CL"/>
@@ -5050,6 +5029,7 @@
     <w:p>
       <w:pPr>
         <w:pStyle w:val="Heading2"/>
+        <w:spacing w:line="360" w:lineRule="auto"/>
         <w:rPr>
           <w:rFonts w:ascii="Arial" w:hAnsi="Arial" w:cs="Arial"/>
           <w:lang w:val="es-CL"/>
@@ -5069,6 +5049,7 @@
     </w:p>
     <w:p>
       <w:pPr>
+        <w:spacing w:line="360" w:lineRule="auto"/>
         <w:rPr>
           <w:rFonts w:ascii="Arial" w:hAnsi="Arial" w:cs="Arial"/>
           <w:lang w:val="es-CL"/>
@@ -5100,6 +5081,7 @@
     </w:p>
     <w:p>
       <w:pPr>
+        <w:spacing w:line="360" w:lineRule="auto"/>
         <w:rPr>
           <w:rFonts w:ascii="Arial" w:hAnsi="Arial" w:cs="Arial"/>
           <w:lang w:val="es-CL"/>
@@ -5132,6 +5114,7 @@
     <w:p>
       <w:pPr>
         <w:pStyle w:val="Heading2"/>
+        <w:spacing w:line="360" w:lineRule="auto"/>
         <w:rPr>
           <w:rFonts w:ascii="Arial" w:hAnsi="Arial" w:cs="Arial"/>
           <w:lang w:val="es-CL"/>
@@ -5151,6 +5134,7 @@
     </w:p>
     <w:p>
       <w:pPr>
+        <w:spacing w:line="360" w:lineRule="auto"/>
         <w:rPr>
           <w:rFonts w:ascii="Arial" w:hAnsi="Arial" w:cs="Arial"/>
           <w:lang w:val="es-CL"/>
@@ -5198,6 +5182,7 @@
     </w:p>
     <w:p>
       <w:pPr>
+        <w:spacing w:line="360" w:lineRule="auto"/>
         <w:rPr>
           <w:rFonts w:ascii="Arial" w:hAnsi="Arial" w:cs="Arial"/>
           <w:lang w:val="es-CL"/>
@@ -5208,22 +5193,15 @@
           <w:rFonts w:ascii="Arial" w:hAnsi="Arial" w:cs="Arial"/>
           <w:lang w:val="es-CL"/>
         </w:rPr>
-        <w:t xml:space="preserve">La transacción de venta combina validaciones, consulta de precios, bloqueo de productos y persistencia de efectos. La clave de idempotencia evita repetir una operación ya registrada. Las </w:t>
-      </w:r>
+        <w:t xml:space="preserve">La transacción de venta combina validaciones, consulta de precios, bloqueo de productos y persistencia de efectos. La clave de idempotencia evita repetir una operación ya registrada. Las transacciones y bloqueos de PostgreSQL fundamentan ese diseño (PostgreSQL Global </w:t>
+      </w:r>
+      <w:proofErr w:type="spellStart"/>
       <w:r>
         <w:rPr>
           <w:rFonts w:ascii="Arial" w:hAnsi="Arial" w:cs="Arial"/>
           <w:lang w:val="es-CL"/>
         </w:rPr>
         <w:lastRenderedPageBreak/>
-        <w:t xml:space="preserve">transacciones y bloqueos de PostgreSQL fundamentan ese diseño (PostgreSQL Global </w:t>
-      </w:r>
-      <w:proofErr w:type="spellStart"/>
-      <w:r>
-        <w:rPr>
-          <w:rFonts w:ascii="Arial" w:hAnsi="Arial" w:cs="Arial"/>
-          <w:lang w:val="es-CL"/>
-        </w:rPr>
         <w:t>Development</w:t>
       </w:r>
       <w:proofErr w:type="spellEnd"/>
@@ -5286,6 +5264,7 @@
     <w:p>
       <w:pPr>
         <w:pStyle w:val="Heading2"/>
+        <w:spacing w:line="360" w:lineRule="auto"/>
         <w:rPr>
           <w:rFonts w:ascii="Arial" w:hAnsi="Arial" w:cs="Arial"/>
           <w:lang w:val="es-CL"/>
@@ -5305,6 +5284,7 @@
     </w:p>
     <w:p>
       <w:pPr>
+        <w:spacing w:line="360" w:lineRule="auto"/>
         <w:rPr>
           <w:rFonts w:ascii="Arial" w:hAnsi="Arial" w:cs="Arial"/>
           <w:lang w:val="es-CL"/>
@@ -5337,6 +5317,7 @@
     <w:p>
       <w:pPr>
         <w:pStyle w:val="Heading1"/>
+        <w:spacing w:line="360" w:lineRule="auto"/>
         <w:rPr>
           <w:rFonts w:ascii="Arial" w:hAnsi="Arial" w:cs="Arial"/>
           <w:lang w:val="es-CL"/>
@@ -5373,6 +5354,7 @@
     <w:p>
       <w:pPr>
         <w:pStyle w:val="Heading2"/>
+        <w:spacing w:line="360" w:lineRule="auto"/>
         <w:rPr>
           <w:rFonts w:ascii="Arial" w:hAnsi="Arial" w:cs="Arial"/>
           <w:lang w:val="es-CL"/>
@@ -5392,6 +5374,7 @@
     </w:p>
     <w:p>
       <w:pPr>
+        <w:spacing w:line="360" w:lineRule="auto"/>
         <w:rPr>
           <w:rFonts w:ascii="Arial" w:hAnsi="Arial" w:cs="Arial"/>
           <w:lang w:val="es-CL"/>
@@ -5455,6 +5438,7 @@
     </w:p>
     <w:p>
       <w:pPr>
+        <w:spacing w:line="360" w:lineRule="auto"/>
         <w:rPr>
           <w:rFonts w:ascii="Arial" w:hAnsi="Arial" w:cs="Arial"/>
           <w:lang w:val="es-CL"/>
@@ -5535,6 +5519,7 @@
     <w:p>
       <w:pPr>
         <w:pStyle w:val="Heading2"/>
+        <w:spacing w:line="360" w:lineRule="auto"/>
         <w:rPr>
           <w:rFonts w:ascii="Arial" w:hAnsi="Arial" w:cs="Arial"/>
           <w:lang w:val="es-CL"/>
@@ -5554,6 +5539,7 @@
     </w:p>
     <w:p>
       <w:pPr>
+        <w:spacing w:line="360" w:lineRule="auto"/>
         <w:rPr>
           <w:rFonts w:ascii="Arial" w:hAnsi="Arial" w:cs="Arial"/>
           <w:lang w:val="es-CL"/>
@@ -5585,6 +5571,7 @@
     </w:p>
     <w:p>
       <w:pPr>
+        <w:spacing w:line="360" w:lineRule="auto"/>
         <w:rPr>
           <w:rFonts w:ascii="Arial" w:hAnsi="Arial" w:cs="Arial"/>
           <w:lang w:val="es-CL"/>
@@ -5601,6 +5588,7 @@
     <w:p>
       <w:pPr>
         <w:pStyle w:val="Heading2"/>
+        <w:spacing w:line="360" w:lineRule="auto"/>
         <w:rPr>
           <w:rFonts w:ascii="Arial" w:hAnsi="Arial" w:cs="Arial"/>
           <w:lang w:val="es-CL"/>
@@ -5613,6 +5601,7 @@
           <w:rFonts w:ascii="Arial" w:hAnsi="Arial" w:cs="Arial"/>
           <w:lang w:val="es-CL"/>
         </w:rPr>
+        <w:lastRenderedPageBreak/>
         <w:t>8.3 Validez y límites del método</w:t>
       </w:r>
       <w:bookmarkEnd w:id="38"/>
@@ -5620,6 +5609,7 @@
     </w:p>
     <w:p>
       <w:pPr>
+        <w:spacing w:line="360" w:lineRule="auto"/>
         <w:rPr>
           <w:rFonts w:ascii="Arial" w:hAnsi="Arial" w:cs="Arial"/>
           <w:lang w:val="es-CL"/>
@@ -5651,6 +5641,7 @@
     </w:p>
     <w:p>
       <w:pPr>
+        <w:spacing w:line="360" w:lineRule="auto"/>
         <w:rPr>
           <w:rFonts w:ascii="Arial" w:hAnsi="Arial" w:cs="Arial"/>
           <w:lang w:val="es-CL"/>
@@ -5661,35 +5652,12 @@
           <w:rFonts w:ascii="Arial" w:hAnsi="Arial" w:cs="Arial"/>
           <w:lang w:val="es-CL"/>
         </w:rPr>
-        <w:t xml:space="preserve">Las pruebas de rendimiento necesitan volumen, concurrencia, dispositivo y red definidos. Las de IA necesitan un conjunto de imágenes con verdad de referencia. La validación comercial necesita </w:t>
-      </w:r>
-      <w:r>
-        <w:rPr>
-          <w:rFonts w:ascii="Arial" w:hAnsi="Arial" w:cs="Arial"/>
-          <w:lang w:val="es-CL"/>
-        </w:rPr>
-        <w:lastRenderedPageBreak/>
-        <w:t>participantes y respuestas. Ninguna de esas dimensiones se deduce de la cantidad de casos automatizados aprobados.</w:t>
+        <w:t>Las pruebas de rendimiento necesitan volumen, concurrencia, dispositivo y red definidos. Las de IA necesitan un conjunto de imágenes con verdad de referencia. La validación comercial necesita participantes y respuestas. Ninguna de esas dimensiones se deduce de la cantidad de casos automatizados aprobados.</w:t>
       </w:r>
     </w:p>
     <w:p>
       <w:pPr>
-        <w:rPr>
-          <w:rFonts w:ascii="Arial" w:hAnsi="Arial" w:cs="Arial"/>
-          <w:lang w:val="es-CL"/>
-        </w:rPr>
-      </w:pPr>
-    </w:p>
-    <w:p>
-      <w:pPr>
-        <w:rPr>
-          <w:rFonts w:ascii="Arial" w:hAnsi="Arial" w:cs="Arial"/>
-          <w:lang w:val="es-CL"/>
-        </w:rPr>
-      </w:pPr>
-    </w:p>
-    <w:p>
-      <w:pPr>
+        <w:spacing w:line="360" w:lineRule="auto"/>
         <w:rPr>
           <w:rFonts w:ascii="Arial" w:hAnsi="Arial" w:cs="Arial"/>
           <w:lang w:val="es-CL"/>
@@ -5699,6 +5667,7 @@
     <w:p>
       <w:pPr>
         <w:pStyle w:val="Heading1"/>
+        <w:spacing w:line="360" w:lineRule="auto"/>
         <w:rPr>
           <w:rFonts w:ascii="Arial" w:hAnsi="Arial" w:cs="Arial"/>
         </w:rPr>
@@ -5776,7 +5745,7 @@
           </w:tcPr>
           <w:p>
             <w:pPr>
-              <w:spacing w:after="0" w:line="252" w:lineRule="auto"/>
+              <w:spacing w:after="0" w:line="360" w:lineRule="auto"/>
               <w:rPr>
                 <w:rFonts w:ascii="Arial" w:hAnsi="Arial" w:cs="Arial"/>
               </w:rPr>
@@ -5800,7 +5769,7 @@
           </w:tcPr>
           <w:p>
             <w:pPr>
-              <w:spacing w:after="0" w:line="252" w:lineRule="auto"/>
+              <w:spacing w:after="0" w:line="360" w:lineRule="auto"/>
               <w:rPr>
                 <w:rFonts w:ascii="Arial" w:hAnsi="Arial" w:cs="Arial"/>
               </w:rPr>
@@ -5824,7 +5793,7 @@
           </w:tcPr>
           <w:p>
             <w:pPr>
-              <w:spacing w:after="0" w:line="252" w:lineRule="auto"/>
+              <w:spacing w:after="0" w:line="360" w:lineRule="auto"/>
               <w:rPr>
                 <w:rFonts w:ascii="Arial" w:hAnsi="Arial" w:cs="Arial"/>
               </w:rPr>
@@ -5854,7 +5823,7 @@
           </w:tcPr>
           <w:p>
             <w:pPr>
-              <w:spacing w:after="0" w:line="252" w:lineRule="auto"/>
+              <w:spacing w:after="0" w:line="360" w:lineRule="auto"/>
               <w:rPr>
                 <w:rFonts w:ascii="Arial" w:hAnsi="Arial" w:cs="Arial"/>
               </w:rPr>
@@ -5876,7 +5845,7 @@
           </w:tcPr>
           <w:p>
             <w:pPr>
-              <w:spacing w:after="0" w:line="252" w:lineRule="auto"/>
+              <w:spacing w:after="0" w:line="360" w:lineRule="auto"/>
               <w:jc w:val="center"/>
               <w:rPr>
                 <w:rFonts w:ascii="Arial" w:hAnsi="Arial" w:cs="Arial"/>
@@ -5899,7 +5868,7 @@
           </w:tcPr>
           <w:p>
             <w:pPr>
-              <w:spacing w:after="0" w:line="252" w:lineRule="auto"/>
+              <w:spacing w:after="0" w:line="360" w:lineRule="auto"/>
               <w:rPr>
                 <w:rFonts w:ascii="Arial" w:hAnsi="Arial" w:cs="Arial"/>
               </w:rPr>
@@ -5927,7 +5896,7 @@
           </w:tcPr>
           <w:p>
             <w:pPr>
-              <w:spacing w:after="0" w:line="252" w:lineRule="auto"/>
+              <w:spacing w:after="0" w:line="360" w:lineRule="auto"/>
               <w:rPr>
                 <w:rFonts w:ascii="Arial" w:hAnsi="Arial" w:cs="Arial"/>
               </w:rPr>
@@ -5949,7 +5918,7 @@
           </w:tcPr>
           <w:p>
             <w:pPr>
-              <w:spacing w:after="0" w:line="252" w:lineRule="auto"/>
+              <w:spacing w:after="0" w:line="360" w:lineRule="auto"/>
               <w:rPr>
                 <w:rFonts w:ascii="Arial" w:hAnsi="Arial" w:cs="Arial"/>
               </w:rPr>
@@ -5971,7 +5940,7 @@
           </w:tcPr>
           <w:p>
             <w:pPr>
-              <w:spacing w:after="0" w:line="252" w:lineRule="auto"/>
+              <w:spacing w:after="0" w:line="360" w:lineRule="auto"/>
               <w:rPr>
                 <w:rFonts w:ascii="Arial" w:hAnsi="Arial" w:cs="Arial"/>
               </w:rPr>
@@ -5999,7 +5968,7 @@
           </w:tcPr>
           <w:p>
             <w:pPr>
-              <w:spacing w:after="0" w:line="252" w:lineRule="auto"/>
+              <w:spacing w:after="0" w:line="360" w:lineRule="auto"/>
               <w:rPr>
                 <w:rFonts w:ascii="Arial" w:hAnsi="Arial" w:cs="Arial"/>
               </w:rPr>
@@ -6021,7 +5990,7 @@
           </w:tcPr>
           <w:p>
             <w:pPr>
-              <w:spacing w:after="0" w:line="252" w:lineRule="auto"/>
+              <w:spacing w:after="0" w:line="360" w:lineRule="auto"/>
               <w:rPr>
                 <w:rFonts w:ascii="Arial" w:hAnsi="Arial" w:cs="Arial"/>
                 <w:lang w:val="es-CL"/>
@@ -6055,7 +6024,7 @@
           </w:tcPr>
           <w:p>
             <w:pPr>
-              <w:spacing w:after="0" w:line="252" w:lineRule="auto"/>
+              <w:spacing w:after="0" w:line="360" w:lineRule="auto"/>
               <w:rPr>
                 <w:rFonts w:ascii="Arial" w:hAnsi="Arial" w:cs="Arial"/>
               </w:rPr>
@@ -6101,7 +6070,7 @@
           </w:tcPr>
           <w:p>
             <w:pPr>
-              <w:spacing w:after="0" w:line="252" w:lineRule="auto"/>
+              <w:spacing w:after="0" w:line="360" w:lineRule="auto"/>
               <w:rPr>
                 <w:rFonts w:ascii="Arial" w:hAnsi="Arial" w:cs="Arial"/>
               </w:rPr>
@@ -6123,7 +6092,7 @@
           </w:tcPr>
           <w:p>
             <w:pPr>
-              <w:spacing w:after="0" w:line="252" w:lineRule="auto"/>
+              <w:spacing w:after="0" w:line="360" w:lineRule="auto"/>
               <w:rPr>
                 <w:rFonts w:ascii="Arial" w:hAnsi="Arial" w:cs="Arial"/>
               </w:rPr>
@@ -6145,7 +6114,7 @@
           </w:tcPr>
           <w:p>
             <w:pPr>
-              <w:spacing w:after="0" w:line="252" w:lineRule="auto"/>
+              <w:spacing w:after="0" w:line="360" w:lineRule="auto"/>
               <w:rPr>
                 <w:rFonts w:ascii="Arial" w:hAnsi="Arial" w:cs="Arial"/>
               </w:rPr>
@@ -6173,7 +6142,7 @@
           </w:tcPr>
           <w:p>
             <w:pPr>
-              <w:spacing w:after="0" w:line="252" w:lineRule="auto"/>
+              <w:spacing w:after="0" w:line="360" w:lineRule="auto"/>
               <w:rPr>
                 <w:rFonts w:ascii="Arial" w:hAnsi="Arial" w:cs="Arial"/>
               </w:rPr>
@@ -6195,7 +6164,7 @@
           </w:tcPr>
           <w:p>
             <w:pPr>
-              <w:spacing w:after="0" w:line="252" w:lineRule="auto"/>
+              <w:spacing w:after="0" w:line="360" w:lineRule="auto"/>
               <w:rPr>
                 <w:rFonts w:ascii="Arial" w:hAnsi="Arial" w:cs="Arial"/>
               </w:rPr>
@@ -6217,7 +6186,7 @@
           </w:tcPr>
           <w:p>
             <w:pPr>
-              <w:spacing w:after="0" w:line="252" w:lineRule="auto"/>
+              <w:spacing w:after="0" w:line="360" w:lineRule="auto"/>
               <w:rPr>
                 <w:rFonts w:ascii="Arial" w:hAnsi="Arial" w:cs="Arial"/>
                 <w:lang w:val="es-CL"/>
@@ -6247,7 +6216,7 @@
           </w:tcPr>
           <w:p>
             <w:pPr>
-              <w:spacing w:after="0" w:line="252" w:lineRule="auto"/>
+              <w:spacing w:after="0" w:line="360" w:lineRule="auto"/>
               <w:rPr>
                 <w:rFonts w:ascii="Arial" w:hAnsi="Arial" w:cs="Arial"/>
               </w:rPr>
@@ -6269,7 +6238,7 @@
           </w:tcPr>
           <w:p>
             <w:pPr>
-              <w:spacing w:after="0" w:line="252" w:lineRule="auto"/>
+              <w:spacing w:after="0" w:line="360" w:lineRule="auto"/>
               <w:jc w:val="center"/>
               <w:rPr>
                 <w:rFonts w:ascii="Arial" w:hAnsi="Arial" w:cs="Arial"/>
@@ -6294,7 +6263,7 @@
           </w:tcPr>
           <w:p>
             <w:pPr>
-              <w:spacing w:after="0" w:line="252" w:lineRule="auto"/>
+              <w:spacing w:after="0" w:line="360" w:lineRule="auto"/>
               <w:rPr>
                 <w:rFonts w:ascii="Arial" w:hAnsi="Arial" w:cs="Arial"/>
               </w:rPr>
@@ -6356,7 +6325,7 @@
           </w:tcPr>
           <w:p>
             <w:pPr>
-              <w:spacing w:after="0" w:line="252" w:lineRule="auto"/>
+              <w:spacing w:after="0" w:line="360" w:lineRule="auto"/>
               <w:rPr>
                 <w:rFonts w:ascii="Arial" w:hAnsi="Arial" w:cs="Arial"/>
               </w:rPr>
@@ -6378,7 +6347,7 @@
           </w:tcPr>
           <w:p>
             <w:pPr>
-              <w:spacing w:after="0" w:line="252" w:lineRule="auto"/>
+              <w:spacing w:after="0" w:line="360" w:lineRule="auto"/>
               <w:jc w:val="center"/>
               <w:rPr>
                 <w:rFonts w:ascii="Arial" w:hAnsi="Arial" w:cs="Arial"/>
@@ -6401,7 +6370,7 @@
           </w:tcPr>
           <w:p>
             <w:pPr>
-              <w:spacing w:after="0" w:line="252" w:lineRule="auto"/>
+              <w:spacing w:after="0" w:line="360" w:lineRule="auto"/>
               <w:rPr>
                 <w:rFonts w:ascii="Arial" w:hAnsi="Arial" w:cs="Arial"/>
                 <w:lang w:val="es-CL"/>
@@ -6421,7 +6390,7 @@
     </w:tbl>
     <w:p>
       <w:pPr>
-        <w:spacing w:after="20"/>
+        <w:spacing w:after="20" w:line="360" w:lineRule="auto"/>
         <w:rPr>
           <w:rFonts w:ascii="Arial" w:hAnsi="Arial" w:cs="Arial"/>
           <w:lang w:val="es-CL"/>
@@ -6430,6 +6399,7 @@
     </w:p>
     <w:p>
       <w:pPr>
+        <w:spacing w:line="360" w:lineRule="auto"/>
         <w:rPr>
           <w:rFonts w:ascii="Arial" w:hAnsi="Arial" w:cs="Arial"/>
           <w:lang w:val="es-CL"/>
@@ -6445,6 +6415,7 @@
     </w:p>
     <w:p>
       <w:pPr>
+        <w:spacing w:line="360" w:lineRule="auto"/>
         <w:rPr>
           <w:rFonts w:ascii="Arial" w:hAnsi="Arial" w:cs="Arial"/>
           <w:lang w:val="es-CL"/>
@@ -6535,7 +6506,15 @@
           <w:rFonts w:ascii="Arial" w:hAnsi="Arial" w:cs="Arial"/>
           <w:lang w:val="es-CL"/>
         </w:rPr>
-        <w:t xml:space="preserve"> y sin aislamiento por procesos, conservando el resultado TAP. Esta adaptación está registrada para que otro evaluador conozca el comando exacto. Los intentos iniciales del guion HTTP se ajustaron al contrato existente de abono 200 y </w:t>
+        <w:t xml:space="preserve"> y sin aislamiento por procesos, conservando el resultado TAP. Esta adaptación está registrada para que otro evaluador </w:t>
+      </w:r>
+      <w:r>
+        <w:rPr>
+          <w:rFonts w:ascii="Arial" w:hAnsi="Arial" w:cs="Arial"/>
+          <w:lang w:val="es-CL"/>
+        </w:rPr>
+        <w:lastRenderedPageBreak/>
+        <w:t xml:space="preserve">conozca el comando exacto. Los intentos iniciales del guion HTTP se ajustaron al contrato existente de abono 200 y </w:t>
       </w:r>
       <w:proofErr w:type="spellStart"/>
       <w:r>
@@ -6557,6 +6536,7 @@
     <w:p>
       <w:pPr>
         <w:pStyle w:val="Heading1"/>
+        <w:spacing w:line="360" w:lineRule="auto"/>
         <w:rPr>
           <w:rStyle w:val="Heading3Char"/>
           <w:rFonts w:ascii="Arial" w:hAnsi="Arial" w:cs="Arial"/>
@@ -6593,6 +6573,7 @@
     </w:p>
     <w:p>
       <w:pPr>
+        <w:spacing w:line="360" w:lineRule="auto"/>
         <w:rPr>
           <w:rFonts w:ascii="Arial" w:hAnsi="Arial" w:cs="Arial"/>
           <w:lang w:val="es-CL"/>
@@ -6608,6 +6589,7 @@
     </w:p>
     <w:p>
       <w:pPr>
+        <w:spacing w:line="360" w:lineRule="auto"/>
         <w:rPr>
           <w:rFonts w:ascii="Arial" w:hAnsi="Arial" w:cs="Arial"/>
           <w:lang w:val="es-CL"/>
@@ -6623,6 +6605,7 @@
     </w:p>
     <w:p>
       <w:pPr>
+        <w:spacing w:line="360" w:lineRule="auto"/>
         <w:rPr>
           <w:rFonts w:ascii="Arial" w:hAnsi="Arial" w:cs="Arial"/>
           <w:lang w:val="es-CL"/>
@@ -6633,7 +6616,6 @@
           <w:rFonts w:ascii="Arial" w:hAnsi="Arial" w:cs="Arial"/>
           <w:lang w:val="es-CL"/>
         </w:rPr>
-        <w:lastRenderedPageBreak/>
         <w:t xml:space="preserve">La comparación de alternativas orienta la evaluación de innovación. El aporte de </w:t>
       </w:r>
       <w:proofErr w:type="spellStart"/>
@@ -6652,10 +6634,29 @@
         </w:rPr>
         <w:t xml:space="preserve"> se defiende mediante la integración y adaptación de su flujo, su tratamiento del fiado y el control humano de la ayuda visual. Para afirmar una ventaja será necesario comparar tareas completas, incorporando las correcciones y los fallos de la asistencia.</w:t>
       </w:r>
+    </w:p>
+    <w:p>
+      <w:pPr>
+        <w:spacing w:line="360" w:lineRule="auto"/>
+        <w:rPr>
+          <w:rFonts w:ascii="Arial" w:hAnsi="Arial" w:cs="Arial"/>
+          <w:lang w:val="es-CL"/>
+        </w:rPr>
+      </w:pPr>
+    </w:p>
+    <w:p>
+      <w:pPr>
+        <w:spacing w:line="360" w:lineRule="auto"/>
+        <w:rPr>
+          <w:rFonts w:ascii="Arial" w:hAnsi="Arial" w:cs="Arial"/>
+          <w:lang w:val="es-CL"/>
+        </w:rPr>
+      </w:pPr>
     </w:p>
     <w:p>
       <w:pPr>
         <w:pStyle w:val="Heading1"/>
+        <w:spacing w:line="360" w:lineRule="auto"/>
         <w:rPr>
           <w:rFonts w:ascii="Arial" w:hAnsi="Arial" w:cs="Arial"/>
           <w:lang w:val="es-CL"/>
@@ -6691,6 +6692,7 @@
     </w:p>
     <w:p>
       <w:pPr>
+        <w:spacing w:line="360" w:lineRule="auto"/>
         <w:rPr>
           <w:rFonts w:ascii="Arial" w:hAnsi="Arial" w:cs="Arial"/>
           <w:lang w:val="es-CL"/>
@@ -6706,6 +6708,7 @@
     </w:p>
     <w:p>
       <w:pPr>
+        <w:spacing w:line="360" w:lineRule="auto"/>
         <w:rPr>
           <w:rFonts w:ascii="Arial" w:hAnsi="Arial" w:cs="Arial"/>
           <w:lang w:val="es-CL"/>
@@ -6775,7 +6778,7 @@
           </w:tcPr>
           <w:p>
             <w:pPr>
-              <w:spacing w:after="0" w:line="252" w:lineRule="auto"/>
+              <w:spacing w:after="0" w:line="360" w:lineRule="auto"/>
               <w:rPr>
                 <w:rFonts w:ascii="Arial" w:hAnsi="Arial" w:cs="Arial"/>
               </w:rPr>
@@ -6799,7 +6802,7 @@
           </w:tcPr>
           <w:p>
             <w:pPr>
-              <w:spacing w:after="0" w:line="252" w:lineRule="auto"/>
+              <w:spacing w:after="0" w:line="360" w:lineRule="auto"/>
               <w:rPr>
                 <w:rFonts w:ascii="Arial" w:hAnsi="Arial" w:cs="Arial"/>
               </w:rPr>
@@ -6823,7 +6826,7 @@
           </w:tcPr>
           <w:p>
             <w:pPr>
-              <w:spacing w:after="0" w:line="252" w:lineRule="auto"/>
+              <w:spacing w:after="0" w:line="360" w:lineRule="auto"/>
               <w:rPr>
                 <w:rFonts w:ascii="Arial" w:hAnsi="Arial" w:cs="Arial"/>
               </w:rPr>
@@ -6853,7 +6856,7 @@
           </w:tcPr>
           <w:p>
             <w:pPr>
-              <w:spacing w:after="0" w:line="252" w:lineRule="auto"/>
+              <w:spacing w:after="0" w:line="360" w:lineRule="auto"/>
               <w:rPr>
                 <w:rFonts w:ascii="Arial" w:hAnsi="Arial" w:cs="Arial"/>
               </w:rPr>
@@ -6875,7 +6878,7 @@
           </w:tcPr>
           <w:p>
             <w:pPr>
-              <w:spacing w:after="0" w:line="252" w:lineRule="auto"/>
+              <w:spacing w:after="0" w:line="360" w:lineRule="auto"/>
               <w:rPr>
                 <w:rFonts w:ascii="Arial" w:hAnsi="Arial" w:cs="Arial"/>
                 <w:lang w:val="es-CL"/>
@@ -6899,7 +6902,7 @@
           </w:tcPr>
           <w:p>
             <w:pPr>
-              <w:spacing w:after="0" w:line="252" w:lineRule="auto"/>
+              <w:spacing w:after="0" w:line="360" w:lineRule="auto"/>
               <w:rPr>
                 <w:rFonts w:ascii="Arial" w:hAnsi="Arial" w:cs="Arial"/>
                 <w:lang w:val="es-CL"/>
@@ -6929,7 +6932,7 @@
           </w:tcPr>
           <w:p>
             <w:pPr>
-              <w:spacing w:after="0" w:line="252" w:lineRule="auto"/>
+              <w:spacing w:after="0" w:line="360" w:lineRule="auto"/>
               <w:rPr>
                 <w:rFonts w:ascii="Arial" w:hAnsi="Arial" w:cs="Arial"/>
               </w:rPr>
@@ -6953,7 +6956,7 @@
           </w:tcPr>
           <w:p>
             <w:pPr>
-              <w:spacing w:after="0" w:line="252" w:lineRule="auto"/>
+              <w:spacing w:after="0" w:line="360" w:lineRule="auto"/>
               <w:rPr>
                 <w:rFonts w:ascii="Arial" w:hAnsi="Arial" w:cs="Arial"/>
                 <w:lang w:val="es-CL"/>
@@ -6977,7 +6980,7 @@
           </w:tcPr>
           <w:p>
             <w:pPr>
-              <w:spacing w:after="0" w:line="252" w:lineRule="auto"/>
+              <w:spacing w:after="0" w:line="360" w:lineRule="auto"/>
               <w:rPr>
                 <w:rFonts w:ascii="Arial" w:hAnsi="Arial" w:cs="Arial"/>
                 <w:lang w:val="es-CL"/>
@@ -7007,7 +7010,7 @@
           </w:tcPr>
           <w:p>
             <w:pPr>
-              <w:spacing w:after="0" w:line="252" w:lineRule="auto"/>
+              <w:spacing w:after="0" w:line="360" w:lineRule="auto"/>
               <w:rPr>
                 <w:rFonts w:ascii="Arial" w:hAnsi="Arial" w:cs="Arial"/>
               </w:rPr>
@@ -7018,6 +7021,7 @@
                 <w:rFonts w:ascii="Arial" w:hAnsi="Arial" w:cs="Arial"/>
                 <w:sz w:val="19"/>
               </w:rPr>
+              <w:lastRenderedPageBreak/>
               <w:t>Adopción</w:t>
             </w:r>
             <w:proofErr w:type="spellEnd"/>
@@ -7031,7 +7035,7 @@
           </w:tcPr>
           <w:p>
             <w:pPr>
-              <w:spacing w:after="0" w:line="252" w:lineRule="auto"/>
+              <w:spacing w:after="0" w:line="360" w:lineRule="auto"/>
               <w:rPr>
                 <w:rFonts w:ascii="Arial" w:hAnsi="Arial" w:cs="Arial"/>
                 <w:lang w:val="es-CL"/>
@@ -7055,7 +7059,7 @@
           </w:tcPr>
           <w:p>
             <w:pPr>
-              <w:spacing w:after="0" w:line="252" w:lineRule="auto"/>
+              <w:spacing w:after="0" w:line="360" w:lineRule="auto"/>
               <w:rPr>
                 <w:rFonts w:ascii="Arial" w:hAnsi="Arial" w:cs="Arial"/>
               </w:rPr>
@@ -7117,7 +7121,7 @@
           </w:tcPr>
           <w:p>
             <w:pPr>
-              <w:spacing w:after="0" w:line="252" w:lineRule="auto"/>
+              <w:spacing w:after="0" w:line="360" w:lineRule="auto"/>
               <w:rPr>
                 <w:rFonts w:ascii="Arial" w:hAnsi="Arial" w:cs="Arial"/>
               </w:rPr>
@@ -7139,7 +7143,7 @@
           </w:tcPr>
           <w:p>
             <w:pPr>
-              <w:spacing w:after="0" w:line="252" w:lineRule="auto"/>
+              <w:spacing w:after="0" w:line="360" w:lineRule="auto"/>
               <w:rPr>
                 <w:rFonts w:ascii="Arial" w:hAnsi="Arial" w:cs="Arial"/>
                 <w:lang w:val="es-CL"/>
@@ -7163,7 +7167,7 @@
           </w:tcPr>
           <w:p>
             <w:pPr>
-              <w:spacing w:after="0" w:line="252" w:lineRule="auto"/>
+              <w:spacing w:after="0" w:line="360" w:lineRule="auto"/>
               <w:rPr>
                 <w:rFonts w:ascii="Arial" w:hAnsi="Arial" w:cs="Arial"/>
                 <w:lang w:val="es-CL"/>
@@ -7183,7 +7187,7 @@
     </w:tbl>
     <w:p>
       <w:pPr>
-        <w:spacing w:after="20"/>
+        <w:spacing w:after="20" w:line="360" w:lineRule="auto"/>
         <w:rPr>
           <w:rFonts w:ascii="Arial" w:hAnsi="Arial" w:cs="Arial"/>
           <w:lang w:val="es-CL"/>
@@ -7193,6 +7197,7 @@
     <w:p>
       <w:pPr>
         <w:pStyle w:val="Heading2"/>
+        <w:spacing w:line="360" w:lineRule="auto"/>
         <w:rPr>
           <w:rFonts w:ascii="Arial" w:hAnsi="Arial" w:cs="Arial"/>
           <w:lang w:val="es-CL"/>
@@ -7214,6 +7219,7 @@
     </w:p>
     <w:p>
       <w:pPr>
+        <w:spacing w:line="360" w:lineRule="auto"/>
         <w:rPr>
           <w:rFonts w:ascii="Arial" w:hAnsi="Arial" w:cs="Arial"/>
           <w:lang w:val="es-CL"/>
@@ -7290,7 +7296,7 @@
           </w:tcPr>
           <w:p>
             <w:pPr>
-              <w:spacing w:after="0" w:line="252" w:lineRule="auto"/>
+              <w:spacing w:after="0" w:line="360" w:lineRule="auto"/>
               <w:rPr>
                 <w:rFonts w:ascii="Arial" w:hAnsi="Arial" w:cs="Arial"/>
               </w:rPr>
@@ -7316,7 +7322,7 @@
           </w:tcPr>
           <w:p>
             <w:pPr>
-              <w:spacing w:after="0" w:line="252" w:lineRule="auto"/>
+              <w:spacing w:after="0" w:line="360" w:lineRule="auto"/>
               <w:rPr>
                 <w:rFonts w:ascii="Arial" w:hAnsi="Arial" w:cs="Arial"/>
               </w:rPr>
@@ -7340,7 +7346,7 @@
           </w:tcPr>
           <w:p>
             <w:pPr>
-              <w:spacing w:after="0" w:line="252" w:lineRule="auto"/>
+              <w:spacing w:after="0" w:line="360" w:lineRule="auto"/>
               <w:rPr>
                 <w:rFonts w:ascii="Arial" w:hAnsi="Arial" w:cs="Arial"/>
               </w:rPr>
@@ -7370,7 +7376,7 @@
           </w:tcPr>
           <w:p>
             <w:pPr>
-              <w:spacing w:after="0" w:line="252" w:lineRule="auto"/>
+              <w:spacing w:after="0" w:line="360" w:lineRule="auto"/>
               <w:rPr>
                 <w:rFonts w:ascii="Arial" w:hAnsi="Arial" w:cs="Arial"/>
                 <w:lang w:val="es-CL"/>
@@ -7412,7 +7418,7 @@
           </w:tcPr>
           <w:p>
             <w:pPr>
-              <w:spacing w:after="0" w:line="252" w:lineRule="auto"/>
+              <w:spacing w:after="0" w:line="360" w:lineRule="auto"/>
               <w:rPr>
                 <w:rFonts w:ascii="Arial" w:hAnsi="Arial" w:cs="Arial"/>
               </w:rPr>
@@ -7441,7 +7447,7 @@
           </w:tcPr>
           <w:p>
             <w:pPr>
-              <w:spacing w:after="0" w:line="252" w:lineRule="auto"/>
+              <w:spacing w:after="0" w:line="360" w:lineRule="auto"/>
               <w:rPr>
                 <w:rFonts w:ascii="Arial" w:hAnsi="Arial" w:cs="Arial"/>
                 <w:sz w:val="19"/>
@@ -7512,7 +7518,7 @@
           </w:p>
           <w:p>
             <w:pPr>
-              <w:spacing w:after="0" w:line="252" w:lineRule="auto"/>
+              <w:spacing w:after="0" w:line="360" w:lineRule="auto"/>
               <w:rPr>
                 <w:rFonts w:ascii="Arial" w:hAnsi="Arial" w:cs="Arial"/>
                 <w:lang w:val="es-CL"/>
@@ -7534,7 +7540,7 @@
           </w:tcPr>
           <w:p>
             <w:pPr>
-              <w:spacing w:after="0" w:line="252" w:lineRule="auto"/>
+              <w:spacing w:after="0" w:line="360" w:lineRule="auto"/>
               <w:rPr>
                 <w:rFonts w:ascii="Arial" w:hAnsi="Arial" w:cs="Arial"/>
                 <w:lang w:val="es-CL"/>
@@ -7576,7 +7582,7 @@
           </w:tcPr>
           <w:p>
             <w:pPr>
-              <w:spacing w:after="0" w:line="252" w:lineRule="auto"/>
+              <w:spacing w:after="0" w:line="360" w:lineRule="auto"/>
               <w:rPr>
                 <w:rFonts w:ascii="Arial" w:hAnsi="Arial" w:cs="Arial"/>
               </w:rPr>
@@ -7614,7 +7620,7 @@
           </w:tcPr>
           <w:p>
             <w:pPr>
-              <w:spacing w:after="0" w:line="252" w:lineRule="auto"/>
+              <w:spacing w:after="0" w:line="360" w:lineRule="auto"/>
               <w:rPr>
                 <w:rFonts w:ascii="Arial" w:hAnsi="Arial" w:cs="Arial"/>
                 <w:sz w:val="19"/>
@@ -7685,7 +7691,7 @@
           </w:p>
           <w:p>
             <w:pPr>
-              <w:spacing w:after="0" w:line="252" w:lineRule="auto"/>
+              <w:spacing w:after="0" w:line="360" w:lineRule="auto"/>
               <w:rPr>
                 <w:rFonts w:ascii="Arial" w:hAnsi="Arial" w:cs="Arial"/>
                 <w:lang w:val="es-CL"/>
@@ -7707,7 +7713,7 @@
           </w:tcPr>
           <w:p>
             <w:pPr>
-              <w:spacing w:after="0" w:line="252" w:lineRule="auto"/>
+              <w:spacing w:after="0" w:line="360" w:lineRule="auto"/>
               <w:rPr>
                 <w:rFonts w:ascii="Arial" w:hAnsi="Arial" w:cs="Arial"/>
                 <w:lang w:val="es-CL"/>
@@ -7767,7 +7773,7 @@
           </w:tcPr>
           <w:p>
             <w:pPr>
-              <w:spacing w:after="0" w:line="252" w:lineRule="auto"/>
+              <w:spacing w:after="0" w:line="360" w:lineRule="auto"/>
               <w:rPr>
                 <w:rFonts w:ascii="Arial" w:hAnsi="Arial" w:cs="Arial"/>
                 <w:lang w:val="es-CL"/>
@@ -7801,7 +7807,7 @@
           </w:tcPr>
           <w:p>
             <w:pPr>
-              <w:spacing w:after="0" w:line="252" w:lineRule="auto"/>
+              <w:spacing w:after="0" w:line="360" w:lineRule="auto"/>
               <w:rPr>
                 <w:rFonts w:ascii="Arial" w:hAnsi="Arial" w:cs="Arial"/>
                 <w:lang w:val="es-CL"/>
@@ -7874,7 +7880,7 @@
           </w:tcPr>
           <w:p>
             <w:pPr>
-              <w:spacing w:after="0" w:line="252" w:lineRule="auto"/>
+              <w:spacing w:after="0" w:line="360" w:lineRule="auto"/>
               <w:rPr>
                 <w:rFonts w:ascii="Arial" w:hAnsi="Arial" w:cs="Arial"/>
               </w:rPr>
@@ -7905,7 +7911,7 @@
           </w:tcPr>
           <w:p>
             <w:pPr>
-              <w:spacing w:after="0" w:line="252" w:lineRule="auto"/>
+              <w:spacing w:after="0" w:line="360" w:lineRule="auto"/>
               <w:rPr>
                 <w:rFonts w:ascii="Arial" w:hAnsi="Arial" w:cs="Arial"/>
               </w:rPr>
@@ -7927,7 +7933,7 @@
           </w:tcPr>
           <w:p>
             <w:pPr>
-              <w:spacing w:after="0" w:line="252" w:lineRule="auto"/>
+              <w:spacing w:after="0" w:line="360" w:lineRule="auto"/>
               <w:rPr>
                 <w:rFonts w:ascii="Arial" w:hAnsi="Arial" w:cs="Arial"/>
                 <w:lang w:val="es-CL"/>
@@ -7984,7 +7990,7 @@
           </w:tcPr>
           <w:p>
             <w:pPr>
-              <w:spacing w:after="0" w:line="252" w:lineRule="auto"/>
+              <w:spacing w:after="0" w:line="360" w:lineRule="auto"/>
               <w:rPr>
                 <w:rFonts w:ascii="Arial" w:hAnsi="Arial" w:cs="Arial"/>
               </w:rPr>
@@ -8015,7 +8021,7 @@
           </w:tcPr>
           <w:p>
             <w:pPr>
-              <w:spacing w:after="0" w:line="252" w:lineRule="auto"/>
+              <w:spacing w:after="0" w:line="360" w:lineRule="auto"/>
               <w:rPr>
                 <w:rFonts w:ascii="Arial" w:hAnsi="Arial" w:cs="Arial"/>
               </w:rPr>
@@ -8036,7 +8042,7 @@
           </w:tcPr>
           <w:p>
             <w:pPr>
-              <w:spacing w:after="0" w:line="252" w:lineRule="auto"/>
+              <w:spacing w:after="0" w:line="360" w:lineRule="auto"/>
               <w:rPr>
                 <w:rFonts w:ascii="Arial" w:hAnsi="Arial" w:cs="Arial"/>
                 <w:lang w:val="es-CL"/>
@@ -8082,7 +8088,7 @@
           </w:tcPr>
           <w:p>
             <w:pPr>
-              <w:spacing w:after="0" w:line="252" w:lineRule="auto"/>
+              <w:spacing w:after="0" w:line="360" w:lineRule="auto"/>
               <w:rPr>
                 <w:rFonts w:ascii="Arial" w:hAnsi="Arial" w:cs="Arial"/>
               </w:rPr>
@@ -8122,7 +8128,7 @@
           </w:tcPr>
           <w:p>
             <w:pPr>
-              <w:spacing w:after="0" w:line="252" w:lineRule="auto"/>
+              <w:spacing w:after="0" w:line="360" w:lineRule="auto"/>
               <w:rPr>
                 <w:rFonts w:ascii="Arial" w:hAnsi="Arial" w:cs="Arial"/>
                 <w:lang w:val="es-CL"/>
@@ -8146,7 +8152,7 @@
           </w:tcPr>
           <w:p>
             <w:pPr>
-              <w:spacing w:after="0" w:line="252" w:lineRule="auto"/>
+              <w:spacing w:after="0" w:line="360" w:lineRule="auto"/>
               <w:rPr>
                 <w:rFonts w:ascii="Arial" w:hAnsi="Arial" w:cs="Arial"/>
                 <w:lang w:val="es-CL"/>
@@ -8174,7 +8180,7 @@
     </w:tbl>
     <w:p>
       <w:pPr>
-        <w:spacing w:after="60"/>
+        <w:spacing w:after="60" w:line="360" w:lineRule="auto"/>
         <w:rPr>
           <w:rFonts w:ascii="Arial" w:hAnsi="Arial" w:cs="Arial"/>
           <w:lang w:val="es-CL"/>
@@ -8183,7 +8189,7 @@
     </w:p>
     <w:p>
       <w:pPr>
-        <w:spacing w:after="60"/>
+        <w:spacing w:after="60" w:line="360" w:lineRule="auto"/>
         <w:rPr>
           <w:rFonts w:ascii="Arial" w:hAnsi="Arial" w:cs="Arial"/>
           <w:lang w:val="es-CL"/>
@@ -8192,7 +8198,7 @@
     </w:p>
     <w:p>
       <w:pPr>
-        <w:spacing w:after="60"/>
+        <w:spacing w:after="60" w:line="360" w:lineRule="auto"/>
         <w:rPr>
           <w:rFonts w:ascii="Arial" w:hAnsi="Arial" w:cs="Arial"/>
           <w:lang w:val="es-CL"/>
@@ -8201,7 +8207,23 @@
     </w:p>
     <w:p>
       <w:pPr>
-        <w:spacing w:after="60"/>
+        <w:spacing w:after="60" w:line="360" w:lineRule="auto"/>
+        <w:rPr>
+          <w:rFonts w:ascii="Arial" w:hAnsi="Arial" w:cs="Arial"/>
+          <w:lang w:val="es-CL"/>
+        </w:rPr>
+      </w:pPr>
+      <w:r>
+        <w:rPr>
+          <w:rFonts w:ascii="Arial" w:hAnsi="Arial" w:cs="Arial"/>
+          <w:lang w:val="es-CL"/>
+        </w:rPr>
+        <w:t xml:space="preserve">Antes de afirmar sostenibilidad deben registrarse los costos reales de cada servicio, en esta tabla se contienen los precios de la infraestructura en una producción formal; </w:t>
+      </w:r>
+    </w:p>
+    <w:p>
+      <w:pPr>
+        <w:spacing w:after="60" w:line="360" w:lineRule="auto"/>
         <w:rPr>
           <w:rFonts w:ascii="Arial" w:hAnsi="Arial" w:cs="Arial"/>
           <w:lang w:val="es-CL"/>
@@ -8210,41 +8232,7 @@
     </w:p>
     <w:p>
       <w:pPr>
-        <w:spacing w:after="60"/>
-        <w:rPr>
-          <w:rFonts w:ascii="Arial" w:hAnsi="Arial" w:cs="Arial"/>
-          <w:lang w:val="es-CL"/>
-        </w:rPr>
-      </w:pPr>
-    </w:p>
-    <w:p>
-      <w:pPr>
-        <w:spacing w:after="60"/>
-        <w:rPr>
-          <w:rFonts w:ascii="Arial" w:hAnsi="Arial" w:cs="Arial"/>
-          <w:lang w:val="es-CL"/>
-        </w:rPr>
-      </w:pPr>
-      <w:r>
-        <w:rPr>
-          <w:rFonts w:ascii="Arial" w:hAnsi="Arial" w:cs="Arial"/>
-          <w:lang w:val="es-CL"/>
-        </w:rPr>
-        <w:t xml:space="preserve">Antes de afirmar sostenibilidad deben registrarse los costos reales de cada servicio, en esta tabla se contienen los precios de la infraestructura en una producción formal; </w:t>
-      </w:r>
-    </w:p>
-    <w:p>
-      <w:pPr>
-        <w:spacing w:after="60"/>
-        <w:rPr>
-          <w:rFonts w:ascii="Arial" w:hAnsi="Arial" w:cs="Arial"/>
-          <w:lang w:val="es-CL"/>
-        </w:rPr>
-      </w:pPr>
-    </w:p>
-    <w:p>
-      <w:pPr>
-        <w:spacing w:after="60"/>
+        <w:spacing w:after="60" w:line="360" w:lineRule="auto"/>
         <w:rPr>
           <w:rFonts w:ascii="Arial" w:hAnsi="Arial" w:cs="Arial"/>
           <w:lang w:val="es-CL"/>
@@ -8291,7 +8279,7 @@
           </w:tcPr>
           <w:p>
             <w:pPr>
-              <w:spacing w:after="0" w:line="252" w:lineRule="auto"/>
+              <w:spacing w:after="0" w:line="360" w:lineRule="auto"/>
               <w:rPr>
                 <w:rFonts w:ascii="Arial" w:hAnsi="Arial" w:cs="Arial"/>
               </w:rPr>
@@ -8317,7 +8305,7 @@
           </w:tcPr>
           <w:p>
             <w:pPr>
-              <w:spacing w:after="0" w:line="252" w:lineRule="auto"/>
+              <w:spacing w:after="0" w:line="360" w:lineRule="auto"/>
               <w:rPr>
                 <w:rFonts w:ascii="Arial" w:hAnsi="Arial" w:cs="Arial"/>
               </w:rPr>
@@ -8352,7 +8340,7 @@
           </w:tcPr>
           <w:p>
             <w:pPr>
-              <w:spacing w:after="0" w:line="252" w:lineRule="auto"/>
+              <w:spacing w:after="0" w:line="360" w:lineRule="auto"/>
               <w:rPr>
                 <w:rFonts w:ascii="Arial" w:hAnsi="Arial" w:cs="Arial"/>
               </w:rPr>
@@ -8413,7 +8401,7 @@
           </w:tcPr>
           <w:p>
             <w:pPr>
-              <w:spacing w:after="0" w:line="252" w:lineRule="auto"/>
+              <w:spacing w:after="0" w:line="360" w:lineRule="auto"/>
               <w:rPr>
                 <w:rFonts w:ascii="Arial" w:hAnsi="Arial" w:cs="Arial"/>
                 <w:lang w:val="es-CL"/>
@@ -8425,6 +8413,7 @@
                 <w:sz w:val="19"/>
                 <w:lang w:val="es-CL"/>
               </w:rPr>
+              <w:lastRenderedPageBreak/>
               <w:t>Alojamiento web y funciones (</w:t>
             </w:r>
             <w:proofErr w:type="spellStart"/>
@@ -8455,7 +8444,7 @@
           </w:tcPr>
           <w:p>
             <w:pPr>
-              <w:spacing w:after="0" w:line="252" w:lineRule="auto"/>
+              <w:spacing w:after="0" w:line="360" w:lineRule="auto"/>
               <w:rPr>
                 <w:rFonts w:ascii="Arial" w:hAnsi="Arial" w:cs="Arial"/>
               </w:rPr>
@@ -8477,7 +8466,7 @@
           </w:tcPr>
           <w:p>
             <w:pPr>
-              <w:spacing w:after="0" w:line="252" w:lineRule="auto"/>
+              <w:spacing w:after="0" w:line="360" w:lineRule="auto"/>
               <w:rPr>
                 <w:rFonts w:ascii="Arial" w:hAnsi="Arial" w:cs="Arial"/>
                 <w:sz w:val="19"/>
@@ -8503,7 +8492,7 @@
           </w:p>
           <w:p>
             <w:pPr>
-              <w:spacing w:after="0" w:line="252" w:lineRule="auto"/>
+              <w:spacing w:after="0" w:line="360" w:lineRule="auto"/>
               <w:rPr>
                 <w:rFonts w:ascii="Arial" w:hAnsi="Arial" w:cs="Arial"/>
                 <w:sz w:val="19"/>
@@ -8594,7 +8583,7 @@
           </w:p>
           <w:p>
             <w:pPr>
-              <w:spacing w:after="0" w:line="252" w:lineRule="auto"/>
+              <w:spacing w:after="0" w:line="360" w:lineRule="auto"/>
               <w:rPr>
                 <w:rFonts w:ascii="Arial" w:hAnsi="Arial" w:cs="Arial"/>
                 <w:sz w:val="19"/>
@@ -8612,7 +8601,7 @@
           </w:p>
           <w:p>
             <w:pPr>
-              <w:spacing w:after="0" w:line="252" w:lineRule="auto"/>
+              <w:spacing w:after="0" w:line="360" w:lineRule="auto"/>
               <w:rPr>
                 <w:rFonts w:ascii="Arial" w:hAnsi="Arial" w:cs="Arial"/>
                 <w:sz w:val="19"/>
@@ -8622,7 +8611,7 @@
           </w:p>
           <w:p>
             <w:pPr>
-              <w:spacing w:after="0" w:line="252" w:lineRule="auto"/>
+              <w:spacing w:after="0" w:line="360" w:lineRule="auto"/>
               <w:rPr>
                 <w:rFonts w:ascii="Arial" w:hAnsi="Arial" w:cs="Arial"/>
                 <w:lang w:val="es-CL"/>
@@ -8644,7 +8633,7 @@
           </w:tcPr>
           <w:p>
             <w:pPr>
-              <w:spacing w:after="0" w:line="252" w:lineRule="auto"/>
+              <w:spacing w:after="0" w:line="360" w:lineRule="auto"/>
               <w:rPr>
                 <w:rFonts w:ascii="Arial" w:hAnsi="Arial" w:cs="Arial"/>
                 <w:lang w:val="es-CL"/>
@@ -8686,7 +8675,7 @@
           </w:tcPr>
           <w:p>
             <w:pPr>
-              <w:spacing w:after="0" w:line="252" w:lineRule="auto"/>
+              <w:spacing w:after="0" w:line="360" w:lineRule="auto"/>
               <w:rPr>
                 <w:rFonts w:ascii="Arial" w:hAnsi="Arial" w:cs="Arial"/>
                 <w:lang w:val="es-CL"/>
@@ -8720,7 +8709,7 @@
           </w:tcPr>
           <w:p>
             <w:pPr>
-              <w:spacing w:after="0" w:line="252" w:lineRule="auto"/>
+              <w:spacing w:after="0" w:line="360" w:lineRule="auto"/>
               <w:rPr>
                 <w:rFonts w:ascii="Arial" w:hAnsi="Arial" w:cs="Arial"/>
                 <w:lang w:val="es-CL"/>
@@ -8738,7 +8727,7 @@
           </w:p>
           <w:p>
             <w:pPr>
-              <w:spacing w:after="0" w:line="252" w:lineRule="auto"/>
+              <w:spacing w:after="0" w:line="360" w:lineRule="auto"/>
               <w:rPr>
                 <w:rFonts w:ascii="Arial" w:hAnsi="Arial" w:cs="Arial"/>
                 <w:lang w:val="es-CL"/>
@@ -8754,7 +8743,7 @@
           </w:p>
           <w:p>
             <w:pPr>
-              <w:spacing w:after="0" w:line="252" w:lineRule="auto"/>
+              <w:spacing w:after="0" w:line="360" w:lineRule="auto"/>
               <w:rPr>
                 <w:rFonts w:ascii="Arial" w:hAnsi="Arial" w:cs="Arial"/>
                 <w:lang w:val="es-CL"/>
@@ -8803,7 +8792,7 @@
           </w:p>
           <w:p>
             <w:pPr>
-              <w:spacing w:after="0" w:line="252" w:lineRule="auto"/>
+              <w:spacing w:after="0" w:line="360" w:lineRule="auto"/>
               <w:rPr>
                 <w:rFonts w:ascii="Arial" w:hAnsi="Arial" w:cs="Arial"/>
                 <w:lang w:val="es-CL"/>
@@ -8819,7 +8808,7 @@
           </w:p>
           <w:p>
             <w:pPr>
-              <w:spacing w:after="0" w:line="252" w:lineRule="auto"/>
+              <w:spacing w:after="0" w:line="360" w:lineRule="auto"/>
               <w:rPr>
                 <w:rFonts w:ascii="Arial" w:hAnsi="Arial" w:cs="Arial"/>
                 <w:lang w:val="es-CL"/>
@@ -8841,7 +8830,7 @@
           </w:tcPr>
           <w:p>
             <w:pPr>
-              <w:spacing w:after="0" w:line="252" w:lineRule="auto"/>
+              <w:spacing w:after="0" w:line="360" w:lineRule="auto"/>
               <w:rPr>
                 <w:rFonts w:ascii="Arial" w:hAnsi="Arial" w:cs="Arial"/>
                 <w:lang w:val="es-CL"/>
@@ -8901,7 +8890,7 @@
           </w:tcPr>
           <w:p>
             <w:pPr>
-              <w:spacing w:after="0" w:line="252" w:lineRule="auto"/>
+              <w:spacing w:after="0" w:line="360" w:lineRule="auto"/>
               <w:rPr>
                 <w:rFonts w:ascii="Arial" w:hAnsi="Arial" w:cs="Arial"/>
                 <w:lang w:val="es-CL"/>
@@ -9031,7 +9020,7 @@
           </w:tcPr>
           <w:p>
             <w:pPr>
-              <w:spacing w:after="0" w:line="252" w:lineRule="auto"/>
+              <w:spacing w:after="0" w:line="360" w:lineRule="auto"/>
               <w:rPr>
                 <w:rFonts w:ascii="Arial" w:hAnsi="Arial" w:cs="Arial"/>
                 <w:lang w:val="es-CL"/>
@@ -9056,7 +9045,7 @@
           </w:p>
           <w:p>
             <w:pPr>
-              <w:spacing w:after="0" w:line="252" w:lineRule="auto"/>
+              <w:spacing w:after="0" w:line="360" w:lineRule="auto"/>
               <w:rPr>
                 <w:rFonts w:ascii="Arial" w:hAnsi="Arial" w:cs="Arial"/>
                 <w:lang w:val="es-CL"/>
@@ -9093,7 +9082,7 @@
           </w:tcPr>
           <w:p>
             <w:pPr>
-              <w:spacing w:after="0" w:line="252" w:lineRule="auto"/>
+              <w:spacing w:after="0" w:line="360" w:lineRule="auto"/>
               <w:rPr>
                 <w:rFonts w:ascii="Arial" w:hAnsi="Arial" w:cs="Arial"/>
               </w:rPr>
@@ -9124,7 +9113,7 @@
           </w:tcPr>
           <w:p>
             <w:pPr>
-              <w:spacing w:after="0" w:line="252" w:lineRule="auto"/>
+              <w:spacing w:after="0" w:line="360" w:lineRule="auto"/>
               <w:rPr>
                 <w:rFonts w:ascii="Arial" w:hAnsi="Arial" w:cs="Arial"/>
               </w:rPr>
@@ -9155,7 +9144,7 @@
           </w:tcPr>
           <w:p>
             <w:pPr>
-              <w:spacing w:after="0" w:line="252" w:lineRule="auto"/>
+              <w:spacing w:after="0" w:line="360" w:lineRule="auto"/>
               <w:rPr>
                 <w:rFonts w:ascii="Arial" w:hAnsi="Arial" w:cs="Arial"/>
                 <w:lang w:val="es-CL"/>
@@ -9204,7 +9193,7 @@
           </w:tcPr>
           <w:p>
             <w:pPr>
-              <w:spacing w:after="0" w:line="252" w:lineRule="auto"/>
+              <w:spacing w:after="0" w:line="360" w:lineRule="auto"/>
               <w:rPr>
                 <w:rFonts w:ascii="Arial" w:hAnsi="Arial" w:cs="Arial"/>
               </w:rPr>
@@ -9235,7 +9224,7 @@
           </w:tcPr>
           <w:p>
             <w:pPr>
-              <w:spacing w:after="0" w:line="252" w:lineRule="auto"/>
+              <w:spacing w:after="0" w:line="360" w:lineRule="auto"/>
               <w:rPr>
                 <w:rFonts w:ascii="Arial" w:hAnsi="Arial" w:cs="Arial"/>
               </w:rPr>
@@ -9301,7 +9290,7 @@
           </w:tcPr>
           <w:p>
             <w:pPr>
-              <w:spacing w:after="0" w:line="252" w:lineRule="auto"/>
+              <w:spacing w:after="0" w:line="360" w:lineRule="auto"/>
               <w:rPr>
                 <w:rFonts w:ascii="Arial" w:hAnsi="Arial" w:cs="Arial"/>
                 <w:lang w:val="es-CL"/>
@@ -9405,7 +9394,7 @@
           </w:tcPr>
           <w:p>
             <w:pPr>
-              <w:spacing w:after="0" w:line="252" w:lineRule="auto"/>
+              <w:spacing w:after="0" w:line="360" w:lineRule="auto"/>
               <w:rPr>
                 <w:rFonts w:ascii="Arial" w:hAnsi="Arial" w:cs="Arial"/>
               </w:rPr>
@@ -9416,6 +9405,7 @@
                 <w:rFonts w:ascii="Arial" w:hAnsi="Arial" w:cs="Arial"/>
                 <w:sz w:val="19"/>
               </w:rPr>
+              <w:lastRenderedPageBreak/>
               <w:t>Soporte</w:t>
             </w:r>
             <w:proofErr w:type="spellEnd"/>
@@ -9445,7 +9435,7 @@
           </w:tcPr>
           <w:p>
             <w:pPr>
-              <w:spacing w:after="0" w:line="252" w:lineRule="auto"/>
+              <w:spacing w:after="0" w:line="360" w:lineRule="auto"/>
               <w:rPr>
                 <w:rFonts w:ascii="Arial" w:hAnsi="Arial" w:cs="Arial"/>
                 <w:lang w:val="es-CL"/>
@@ -9468,7 +9458,7 @@
           </w:tcPr>
           <w:p>
             <w:pPr>
-              <w:spacing w:after="0" w:line="252" w:lineRule="auto"/>
+              <w:spacing w:after="0" w:line="360" w:lineRule="auto"/>
               <w:rPr>
                 <w:rFonts w:ascii="Arial" w:hAnsi="Arial" w:cs="Arial"/>
                 <w:lang w:val="es-CL"/>
@@ -9486,7 +9476,7 @@
           </w:p>
           <w:p>
             <w:pPr>
-              <w:spacing w:after="0" w:line="252" w:lineRule="auto"/>
+              <w:spacing w:after="0" w:line="360" w:lineRule="auto"/>
               <w:rPr>
                 <w:rFonts w:ascii="Arial" w:hAnsi="Arial" w:cs="Arial"/>
                 <w:lang w:val="es-CL"/>
@@ -9502,7 +9492,7 @@
           </w:p>
           <w:p>
             <w:pPr>
-              <w:spacing w:after="0" w:line="252" w:lineRule="auto"/>
+              <w:spacing w:after="0" w:line="360" w:lineRule="auto"/>
               <w:rPr>
                 <w:rFonts w:ascii="Arial" w:hAnsi="Arial" w:cs="Arial"/>
                 <w:lang w:val="es-CL"/>
@@ -9550,7 +9540,7 @@
           </w:p>
           <w:p>
             <w:pPr>
-              <w:spacing w:after="0" w:line="252" w:lineRule="auto"/>
+              <w:spacing w:after="0" w:line="360" w:lineRule="auto"/>
               <w:rPr>
                 <w:rFonts w:ascii="Arial" w:hAnsi="Arial" w:cs="Arial"/>
                 <w:lang w:val="es-CL"/>
@@ -9562,52 +9552,7 @@
     </w:tbl>
     <w:p>
       <w:pPr>
-        <w:spacing w:after="60"/>
-        <w:rPr>
-          <w:rFonts w:ascii="Arial" w:hAnsi="Arial" w:cs="Arial"/>
-          <w:lang w:val="es-CL"/>
-        </w:rPr>
-      </w:pPr>
-    </w:p>
-    <w:p>
-      <w:pPr>
-        <w:spacing w:after="60"/>
-        <w:rPr>
-          <w:rFonts w:ascii="Arial" w:hAnsi="Arial" w:cs="Arial"/>
-          <w:lang w:val="es-CL"/>
-        </w:rPr>
-      </w:pPr>
-    </w:p>
-    <w:p>
-      <w:pPr>
-        <w:spacing w:after="60"/>
-        <w:rPr>
-          <w:rFonts w:ascii="Arial" w:hAnsi="Arial" w:cs="Arial"/>
-          <w:lang w:val="es-CL"/>
-        </w:rPr>
-      </w:pPr>
-    </w:p>
-    <w:p>
-      <w:pPr>
-        <w:spacing w:after="60"/>
-        <w:rPr>
-          <w:rFonts w:ascii="Arial" w:hAnsi="Arial" w:cs="Arial"/>
-          <w:lang w:val="es-CL"/>
-        </w:rPr>
-      </w:pPr>
-    </w:p>
-    <w:p>
-      <w:pPr>
-        <w:spacing w:after="60"/>
-        <w:rPr>
-          <w:rFonts w:ascii="Arial" w:hAnsi="Arial" w:cs="Arial"/>
-          <w:lang w:val="es-CL"/>
-        </w:rPr>
-      </w:pPr>
-    </w:p>
-    <w:p>
-      <w:pPr>
-        <w:spacing w:after="60"/>
+        <w:spacing w:after="60" w:line="360" w:lineRule="auto"/>
         <w:rPr>
           <w:rFonts w:ascii="Arial" w:hAnsi="Arial" w:cs="Arial"/>
           <w:lang w:val="es-CL"/>
@@ -9617,6 +9562,7 @@
     <w:p>
       <w:pPr>
         <w:pStyle w:val="Heading2"/>
+        <w:spacing w:line="360" w:lineRule="auto"/>
         <w:rPr>
           <w:rFonts w:ascii="Arial" w:hAnsi="Arial" w:cs="Arial"/>
           <w:lang w:val="es-CL"/>
@@ -9636,7 +9582,7 @@
     </w:p>
     <w:p>
       <w:pPr>
-        <w:spacing w:after="60"/>
+        <w:spacing w:after="60" w:line="360" w:lineRule="auto"/>
         <w:rPr>
           <w:rFonts w:ascii="Arial" w:hAnsi="Arial" w:cs="Arial"/>
           <w:b/>
@@ -9660,7 +9606,7 @@
           <w:ilvl w:val="0"/>
           <w:numId w:val="10"/>
         </w:numPr>
-        <w:spacing w:after="60"/>
+        <w:spacing w:after="60" w:line="360" w:lineRule="auto"/>
         <w:rPr>
           <w:rFonts w:ascii="Arial" w:hAnsi="Arial" w:cs="Arial"/>
           <w:lang w:val="es-CL"/>
@@ -9680,7 +9626,7 @@
           <w:ilvl w:val="1"/>
           <w:numId w:val="10"/>
         </w:numPr>
-        <w:spacing w:after="60"/>
+        <w:spacing w:after="60" w:line="360" w:lineRule="auto"/>
         <w:rPr>
           <w:rFonts w:ascii="Arial" w:hAnsi="Arial" w:cs="Arial"/>
           <w:lang w:val="es-CL"/>
@@ -9725,7 +9671,7 @@
           <w:ilvl w:val="1"/>
           <w:numId w:val="10"/>
         </w:numPr>
-        <w:spacing w:after="60"/>
+        <w:spacing w:after="60" w:line="360" w:lineRule="auto"/>
         <w:rPr>
           <w:rFonts w:ascii="Arial" w:hAnsi="Arial" w:cs="Arial"/>
           <w:lang w:val="es-CL"/>
@@ -9770,7 +9716,7 @@
           <w:ilvl w:val="0"/>
           <w:numId w:val="10"/>
         </w:numPr>
-        <w:spacing w:after="60"/>
+        <w:spacing w:after="60" w:line="360" w:lineRule="auto"/>
         <w:rPr>
           <w:rFonts w:ascii="Arial" w:hAnsi="Arial" w:cs="Arial"/>
           <w:lang w:val="es-CL"/>
@@ -9834,7 +9780,7 @@
     </w:p>
     <w:p>
       <w:pPr>
-        <w:spacing w:after="60"/>
+        <w:spacing w:after="60" w:line="360" w:lineRule="auto"/>
         <w:rPr>
           <w:rFonts w:ascii="Arial" w:hAnsi="Arial" w:cs="Arial"/>
           <w:lang w:val="es-CL"/>
@@ -9843,6 +9789,7 @@
     </w:p>
     <w:p>
       <w:pPr>
+        <w:spacing w:line="360" w:lineRule="auto"/>
         <w:rPr>
           <w:rFonts w:ascii="Arial" w:hAnsi="Arial" w:cs="Arial"/>
           <w:lang w:val="es-CL"/>
@@ -9851,6 +9798,7 @@
     </w:p>
     <w:p>
       <w:pPr>
+        <w:spacing w:line="360" w:lineRule="auto"/>
         <w:rPr>
           <w:rFonts w:ascii="Arial" w:hAnsi="Arial" w:cs="Arial"/>
           <w:b/>
@@ -9912,6 +9860,7 @@
           </w:tcPr>
           <w:p>
             <w:pPr>
+              <w:spacing w:line="360" w:lineRule="auto"/>
               <w:rPr>
                 <w:rFonts w:ascii="Arial" w:hAnsi="Arial" w:cs="Arial"/>
                 <w:lang w:val="es-CL"/>
@@ -9948,6 +9897,7 @@
           </w:tcPr>
           <w:p>
             <w:pPr>
+              <w:spacing w:line="360" w:lineRule="auto"/>
               <w:rPr>
                 <w:rFonts w:ascii="Arial" w:hAnsi="Arial" w:cs="Arial"/>
                 <w:lang w:val="es-CL"/>
@@ -9984,6 +9934,7 @@
           </w:tcPr>
           <w:p>
             <w:pPr>
+              <w:spacing w:line="360" w:lineRule="auto"/>
               <w:rPr>
                 <w:rFonts w:ascii="Arial" w:hAnsi="Arial" w:cs="Arial"/>
                 <w:lang w:val="es-CL"/>
@@ -10020,6 +9971,7 @@
           </w:tcPr>
           <w:p>
             <w:pPr>
+              <w:spacing w:line="360" w:lineRule="auto"/>
               <w:rPr>
                 <w:rFonts w:ascii="Arial" w:hAnsi="Arial" w:cs="Arial"/>
                 <w:lang w:val="es-CL"/>
@@ -10096,6 +10048,7 @@
           </w:tcPr>
           <w:p>
             <w:pPr>
+              <w:spacing w:line="360" w:lineRule="auto"/>
               <w:rPr>
                 <w:rFonts w:ascii="Arial" w:hAnsi="Arial" w:cs="Arial"/>
                 <w:lang w:val="es-CL"/>
@@ -10137,6 +10090,7 @@
           </w:tcPr>
           <w:p>
             <w:pPr>
+              <w:spacing w:line="360" w:lineRule="auto"/>
               <w:rPr>
                 <w:rFonts w:ascii="Arial" w:hAnsi="Arial" w:cs="Arial"/>
                 <w:lang w:val="es-CL"/>
@@ -10173,6 +10127,7 @@
           </w:tcPr>
           <w:p>
             <w:pPr>
+              <w:spacing w:line="360" w:lineRule="auto"/>
               <w:rPr>
                 <w:rFonts w:ascii="Arial" w:hAnsi="Arial" w:cs="Arial"/>
                 <w:lang w:val="es-CL"/>
@@ -10207,6 +10162,7 @@
           </w:tcPr>
           <w:p>
             <w:pPr>
+              <w:spacing w:line="360" w:lineRule="auto"/>
               <w:rPr>
                 <w:rFonts w:ascii="Arial" w:hAnsi="Arial" w:cs="Arial"/>
                 <w:lang w:val="es-CL"/>
@@ -10241,6 +10197,7 @@
           </w:tcPr>
           <w:p>
             <w:pPr>
+              <w:spacing w:line="360" w:lineRule="auto"/>
               <w:rPr>
                 <w:rFonts w:ascii="Arial" w:hAnsi="Arial" w:cs="Arial"/>
                 <w:lang w:val="es-CL"/>
@@ -10275,6 +10232,7 @@
           </w:tcPr>
           <w:p>
             <w:pPr>
+              <w:spacing w:line="360" w:lineRule="auto"/>
               <w:rPr>
                 <w:rFonts w:ascii="Arial" w:hAnsi="Arial" w:cs="Arial"/>
                 <w:lang w:val="es-CL"/>
@@ -10323,6 +10281,7 @@
           </w:tcPr>
           <w:p>
             <w:pPr>
+              <w:spacing w:line="360" w:lineRule="auto"/>
               <w:rPr>
                 <w:rFonts w:ascii="Arial" w:hAnsi="Arial" w:cs="Arial"/>
                 <w:lang w:val="es-CL"/>
@@ -10359,6 +10318,7 @@
           </w:tcPr>
           <w:p>
             <w:pPr>
+              <w:spacing w:line="360" w:lineRule="auto"/>
               <w:rPr>
                 <w:rFonts w:ascii="Arial" w:hAnsi="Arial" w:cs="Arial"/>
                 <w:lang w:val="es-CL"/>
@@ -10393,6 +10353,7 @@
           </w:tcPr>
           <w:p>
             <w:pPr>
+              <w:spacing w:line="360" w:lineRule="auto"/>
               <w:rPr>
                 <w:rFonts w:ascii="Arial" w:hAnsi="Arial" w:cs="Arial"/>
                 <w:lang w:val="es-CL"/>
@@ -10427,6 +10388,7 @@
           </w:tcPr>
           <w:p>
             <w:pPr>
+              <w:spacing w:line="360" w:lineRule="auto"/>
               <w:rPr>
                 <w:rFonts w:ascii="Arial" w:hAnsi="Arial" w:cs="Arial"/>
                 <w:lang w:val="es-CL"/>
@@ -10461,6 +10423,7 @@
           </w:tcPr>
           <w:p>
             <w:pPr>
+              <w:spacing w:line="360" w:lineRule="auto"/>
               <w:rPr>
                 <w:rFonts w:ascii="Arial" w:hAnsi="Arial" w:cs="Arial"/>
                 <w:lang w:val="es-CL"/>
@@ -10509,6 +10472,7 @@
           </w:tcPr>
           <w:p>
             <w:pPr>
+              <w:spacing w:line="360" w:lineRule="auto"/>
               <w:rPr>
                 <w:rFonts w:ascii="Arial" w:hAnsi="Arial" w:cs="Arial"/>
                 <w:lang w:val="es-CL"/>
@@ -10545,6 +10509,7 @@
           </w:tcPr>
           <w:p>
             <w:pPr>
+              <w:spacing w:line="360" w:lineRule="auto"/>
               <w:rPr>
                 <w:rFonts w:ascii="Arial" w:hAnsi="Arial" w:cs="Arial"/>
                 <w:lang w:val="es-CL"/>
@@ -10579,6 +10544,7 @@
           </w:tcPr>
           <w:p>
             <w:pPr>
+              <w:spacing w:line="360" w:lineRule="auto"/>
               <w:rPr>
                 <w:rFonts w:ascii="Arial" w:hAnsi="Arial" w:cs="Arial"/>
                 <w:lang w:val="es-CL"/>
@@ -10613,6 +10579,7 @@
           </w:tcPr>
           <w:p>
             <w:pPr>
+              <w:spacing w:line="360" w:lineRule="auto"/>
               <w:rPr>
                 <w:rFonts w:ascii="Arial" w:hAnsi="Arial" w:cs="Arial"/>
                 <w:lang w:val="es-CL"/>
@@ -10647,6 +10614,7 @@
           </w:tcPr>
           <w:p>
             <w:pPr>
+              <w:spacing w:line="360" w:lineRule="auto"/>
               <w:rPr>
                 <w:rFonts w:ascii="Arial" w:hAnsi="Arial" w:cs="Arial"/>
                 <w:lang w:val="es-CL"/>
@@ -10695,6 +10663,7 @@
           </w:tcPr>
           <w:p>
             <w:pPr>
+              <w:spacing w:line="360" w:lineRule="auto"/>
               <w:rPr>
                 <w:rFonts w:ascii="Arial" w:hAnsi="Arial" w:cs="Arial"/>
                 <w:lang w:val="es-CL"/>
@@ -10707,6 +10676,7 @@
                 <w:bCs/>
                 <w:lang w:val="es-CL"/>
               </w:rPr>
+              <w:lastRenderedPageBreak/>
               <w:t>B. Producción Formal</w:t>
             </w:r>
           </w:p>
@@ -10731,6 +10701,7 @@
           </w:tcPr>
           <w:p>
             <w:pPr>
+              <w:spacing w:line="360" w:lineRule="auto"/>
               <w:rPr>
                 <w:rFonts w:ascii="Arial" w:hAnsi="Arial" w:cs="Arial"/>
                 <w:lang w:val="es-CL"/>
@@ -10765,6 +10736,7 @@
           </w:tcPr>
           <w:p>
             <w:pPr>
+              <w:spacing w:line="360" w:lineRule="auto"/>
               <w:rPr>
                 <w:rFonts w:ascii="Arial" w:hAnsi="Arial" w:cs="Arial"/>
                 <w:lang w:val="es-CL"/>
@@ -10799,6 +10771,7 @@
           </w:tcPr>
           <w:p>
             <w:pPr>
+              <w:spacing w:line="360" w:lineRule="auto"/>
               <w:rPr>
                 <w:rFonts w:ascii="Arial" w:hAnsi="Arial" w:cs="Arial"/>
                 <w:lang w:val="es-CL"/>
@@ -10833,6 +10806,7 @@
           </w:tcPr>
           <w:p>
             <w:pPr>
+              <w:spacing w:line="360" w:lineRule="auto"/>
               <w:rPr>
                 <w:rFonts w:ascii="Arial" w:hAnsi="Arial" w:cs="Arial"/>
                 <w:lang w:val="es-CL"/>
@@ -10860,6 +10834,7 @@
     </w:tbl>
     <w:p>
       <w:pPr>
+        <w:spacing w:line="360" w:lineRule="auto"/>
         <w:rPr>
           <w:rFonts w:ascii="Arial" w:hAnsi="Arial" w:cs="Arial"/>
           <w:lang w:val="es-CL"/>
@@ -10869,6 +10844,7 @@
     <w:p>
       <w:pPr>
         <w:pStyle w:val="Heading2"/>
+        <w:spacing w:line="360" w:lineRule="auto"/>
         <w:rPr>
           <w:rFonts w:ascii="Arial" w:hAnsi="Arial" w:cs="Arial"/>
           <w:lang w:val="es-CL"/>
@@ -10890,6 +10866,7 @@
     </w:p>
     <w:p>
       <w:pPr>
+        <w:spacing w:line="360" w:lineRule="auto"/>
         <w:rPr>
           <w:rFonts w:ascii="Arial" w:hAnsi="Arial" w:cs="Arial"/>
           <w:lang w:val="es-CL"/>
@@ -10941,19 +10918,12 @@
           <w:rFonts w:ascii="Arial" w:hAnsi="Arial" w:cs="Arial"/>
           <w:lang w:val="es-CL"/>
         </w:rPr>
-        <w:t xml:space="preserve">). Existe un proyecto de ley, ingresado al Senado el 31 de agosto de 2026, que propone aplazar </w:t>
-      </w:r>
-      <w:r>
-        <w:rPr>
-          <w:rFonts w:ascii="Arial" w:hAnsi="Arial" w:cs="Arial"/>
-          <w:lang w:val="es-CL"/>
-        </w:rPr>
-        <w:lastRenderedPageBreak/>
-        <w:t>esa fecha al 1 de diciembre de 2027 (Guerrero Olivos, 2026); su tramitación debe verificarse antes de la entrega.</w:t>
+        <w:t>). Existe un proyecto de ley, ingresado al Senado el 31 de agosto de 2026, que propone aplazar esa fecha al 1 de diciembre de 2027 (Guerrero Olivos, 2026); su tramitación debe verificarse antes de la entrega.</w:t>
       </w:r>
     </w:p>
     <w:p>
       <w:pPr>
+        <w:spacing w:line="360" w:lineRule="auto"/>
         <w:rPr>
           <w:rFonts w:ascii="Arial" w:hAnsi="Arial" w:cs="Arial"/>
           <w:lang w:val="es-CL"/>
@@ -11023,7 +10993,7 @@
           </w:tcPr>
           <w:p>
             <w:pPr>
-              <w:spacing w:after="0" w:line="252" w:lineRule="auto"/>
+              <w:spacing w:after="0" w:line="360" w:lineRule="auto"/>
               <w:rPr>
                 <w:rFonts w:ascii="Arial" w:hAnsi="Arial" w:cs="Arial"/>
               </w:rPr>
@@ -11058,7 +11028,7 @@
           </w:tcPr>
           <w:p>
             <w:pPr>
-              <w:spacing w:after="0" w:line="252" w:lineRule="auto"/>
+              <w:spacing w:after="0" w:line="360" w:lineRule="auto"/>
               <w:rPr>
                 <w:rFonts w:ascii="Arial" w:hAnsi="Arial" w:cs="Arial"/>
               </w:rPr>
@@ -11082,7 +11052,7 @@
           </w:tcPr>
           <w:p>
             <w:pPr>
-              <w:spacing w:after="0" w:line="252" w:lineRule="auto"/>
+              <w:spacing w:after="0" w:line="360" w:lineRule="auto"/>
               <w:rPr>
                 <w:rFonts w:ascii="Arial" w:hAnsi="Arial" w:cs="Arial"/>
               </w:rPr>
@@ -11112,7 +11082,7 @@
           </w:tcPr>
           <w:p>
             <w:pPr>
-              <w:spacing w:after="0" w:line="252" w:lineRule="auto"/>
+              <w:spacing w:after="0" w:line="360" w:lineRule="auto"/>
               <w:rPr>
                 <w:rFonts w:ascii="Arial" w:hAnsi="Arial" w:cs="Arial"/>
                 <w:lang w:val="es-CL"/>
@@ -11124,6 +11094,7 @@
                 <w:sz w:val="19"/>
                 <w:lang w:val="es-CL"/>
               </w:rPr>
+              <w:lastRenderedPageBreak/>
               <w:t>Nombre, teléfono y correo de clientes</w:t>
             </w:r>
           </w:p>
@@ -11136,7 +11107,7 @@
           </w:tcPr>
           <w:p>
             <w:pPr>
-              <w:spacing w:after="0" w:line="252" w:lineRule="auto"/>
+              <w:spacing w:after="0" w:line="360" w:lineRule="auto"/>
               <w:rPr>
                 <w:rFonts w:ascii="Arial" w:hAnsi="Arial" w:cs="Arial"/>
                 <w:lang w:val="es-CL"/>
@@ -11160,7 +11131,7 @@
           </w:tcPr>
           <w:p>
             <w:pPr>
-              <w:spacing w:after="0" w:line="252" w:lineRule="auto"/>
+              <w:spacing w:after="0" w:line="360" w:lineRule="auto"/>
               <w:rPr>
                 <w:rFonts w:ascii="Arial" w:hAnsi="Arial" w:cs="Arial"/>
                 <w:lang w:val="es-CL"/>
@@ -11252,7 +11223,7 @@
           </w:tcPr>
           <w:p>
             <w:pPr>
-              <w:spacing w:after="0" w:line="252" w:lineRule="auto"/>
+              <w:spacing w:after="0" w:line="360" w:lineRule="auto"/>
               <w:rPr>
                 <w:rFonts w:ascii="Arial" w:hAnsi="Arial" w:cs="Arial"/>
                 <w:lang w:val="es-CL"/>
@@ -11276,7 +11247,7 @@
           </w:tcPr>
           <w:p>
             <w:pPr>
-              <w:spacing w:after="0" w:line="252" w:lineRule="auto"/>
+              <w:spacing w:after="0" w:line="360" w:lineRule="auto"/>
               <w:rPr>
                 <w:rFonts w:ascii="Arial" w:hAnsi="Arial" w:cs="Arial"/>
                 <w:lang w:val="es-CL"/>
@@ -11300,7 +11271,7 @@
           </w:tcPr>
           <w:p>
             <w:pPr>
-              <w:spacing w:after="0" w:line="252" w:lineRule="auto"/>
+              <w:spacing w:after="0" w:line="360" w:lineRule="auto"/>
               <w:rPr>
                 <w:rFonts w:ascii="Arial" w:hAnsi="Arial" w:cs="Arial"/>
                 <w:lang w:val="es-CL"/>
@@ -11354,7 +11325,7 @@
           </w:tcPr>
           <w:p>
             <w:pPr>
-              <w:spacing w:after="0" w:line="252" w:lineRule="auto"/>
+              <w:spacing w:after="0" w:line="360" w:lineRule="auto"/>
               <w:rPr>
                 <w:rFonts w:ascii="Arial" w:hAnsi="Arial" w:cs="Arial"/>
                 <w:lang w:val="es-CL"/>
@@ -11379,7 +11350,7 @@
           </w:tcPr>
           <w:p>
             <w:pPr>
-              <w:spacing w:after="0" w:line="252" w:lineRule="auto"/>
+              <w:spacing w:after="0" w:line="360" w:lineRule="auto"/>
               <w:rPr>
                 <w:rFonts w:ascii="Arial" w:hAnsi="Arial" w:cs="Arial"/>
                 <w:lang w:val="es-CL"/>
@@ -11403,7 +11374,7 @@
           </w:tcPr>
           <w:p>
             <w:pPr>
-              <w:spacing w:after="0" w:line="252" w:lineRule="auto"/>
+              <w:spacing w:after="0" w:line="360" w:lineRule="auto"/>
               <w:rPr>
                 <w:rFonts w:ascii="Arial" w:hAnsi="Arial" w:cs="Arial"/>
                 <w:lang w:val="es-CL"/>
@@ -11536,7 +11507,7 @@
           </w:tcPr>
           <w:p>
             <w:pPr>
-              <w:spacing w:after="0" w:line="252" w:lineRule="auto"/>
+              <w:spacing w:after="0" w:line="360" w:lineRule="auto"/>
               <w:rPr>
                 <w:rFonts w:ascii="Arial" w:hAnsi="Arial" w:cs="Arial"/>
                 <w:lang w:val="es-CL"/>
@@ -11560,7 +11531,7 @@
           </w:tcPr>
           <w:p>
             <w:pPr>
-              <w:spacing w:after="0" w:line="252" w:lineRule="auto"/>
+              <w:spacing w:after="0" w:line="360" w:lineRule="auto"/>
               <w:rPr>
                 <w:rFonts w:ascii="Arial" w:hAnsi="Arial" w:cs="Arial"/>
                 <w:lang w:val="es-CL"/>
@@ -11584,7 +11555,7 @@
           </w:tcPr>
           <w:p>
             <w:pPr>
-              <w:spacing w:after="0" w:line="252" w:lineRule="auto"/>
+              <w:spacing w:after="0" w:line="360" w:lineRule="auto"/>
               <w:rPr>
                 <w:rFonts w:ascii="Arial" w:hAnsi="Arial" w:cs="Arial"/>
                 <w:lang w:val="es-CL"/>
@@ -11604,7 +11575,7 @@
     </w:tbl>
     <w:p>
       <w:pPr>
-        <w:spacing w:after="60"/>
+        <w:spacing w:after="60" w:line="360" w:lineRule="auto"/>
         <w:rPr>
           <w:rFonts w:ascii="Arial" w:hAnsi="Arial" w:cs="Arial"/>
           <w:lang w:val="es-CL"/>
@@ -11614,6 +11585,7 @@
     <w:p>
       <w:pPr>
         <w:pStyle w:val="Heading1"/>
+        <w:spacing w:line="360" w:lineRule="auto"/>
         <w:rPr>
           <w:rFonts w:ascii="Arial" w:hAnsi="Arial" w:cs="Arial"/>
           <w:lang w:val="es-CL"/>
@@ -11649,6 +11621,7 @@
     </w:p>
     <w:p>
       <w:pPr>
+        <w:spacing w:line="360" w:lineRule="auto"/>
         <w:rPr>
           <w:rFonts w:ascii="Arial" w:hAnsi="Arial" w:cs="Arial"/>
           <w:lang w:val="es-CL"/>
@@ -11664,6 +11637,7 @@
     </w:p>
     <w:p>
       <w:pPr>
+        <w:spacing w:line="360" w:lineRule="auto"/>
         <w:rPr>
           <w:rFonts w:ascii="Arial" w:hAnsi="Arial" w:cs="Arial"/>
           <w:lang w:val="es-CL"/>
@@ -11680,6 +11654,7 @@
     <w:p>
       <w:pPr>
         <w:pStyle w:val="Heading1"/>
+        <w:spacing w:line="360" w:lineRule="auto"/>
         <w:rPr>
           <w:rFonts w:ascii="Arial" w:hAnsi="Arial" w:cs="Arial"/>
           <w:lang w:val="es-CL"/>
@@ -11708,6 +11683,7 @@
     </w:p>
     <w:p>
       <w:pPr>
+        <w:spacing w:line="360" w:lineRule="auto"/>
         <w:rPr>
           <w:rFonts w:ascii="Arial" w:hAnsi="Arial" w:cs="Arial"/>
           <w:lang w:val="es-CL"/>
@@ -11732,6 +11708,7 @@
     </w:p>
     <w:p>
       <w:pPr>
+        <w:spacing w:line="360" w:lineRule="auto"/>
         <w:rPr>
           <w:rFonts w:ascii="Arial" w:hAnsi="Arial" w:cs="Arial"/>
           <w:lang w:val="es-CL"/>
@@ -11742,12 +11719,13 @@
           <w:rFonts w:ascii="Arial" w:hAnsi="Arial" w:cs="Arial"/>
           <w:lang w:val="es-CL"/>
         </w:rPr>
+        <w:lastRenderedPageBreak/>
         <w:t>Los objetivos de validación con usuarios y de operación persistente todavía necesitan resultados propios. El siguiente cierre debe aportar pruebas PostgreSQL, comportamiento en dispositivos y observación del segmento. Las conclusiones sobre impacto y viabilidad comercial se actualizarán a partir de esos resultados, conservando también fallas, restricciones y decisiones de mejora.</w:t>
       </w:r>
     </w:p>
     <w:p>
       <w:pPr>
-        <w:spacing w:after="60"/>
+        <w:spacing w:after="60" w:line="360" w:lineRule="auto"/>
         <w:rPr>
           <w:rFonts w:ascii="Arial" w:hAnsi="Arial" w:cs="Arial"/>
           <w:lang w:val="es-CL"/>
@@ -11757,6 +11735,7 @@
     <w:p>
       <w:pPr>
         <w:pStyle w:val="Heading1"/>
+        <w:spacing w:line="360" w:lineRule="auto"/>
         <w:rPr>
           <w:rFonts w:ascii="Arial" w:hAnsi="Arial" w:cs="Arial"/>
           <w:lang w:val="es-CL"/>
@@ -11804,6 +11783,7 @@
     <w:p>
       <w:pPr>
         <w:keepLines/>
+        <w:spacing w:line="360" w:lineRule="auto"/>
         <w:ind w:left="432" w:hanging="432"/>
         <w:rPr>
           <w:rFonts w:ascii="Arial" w:hAnsi="Arial" w:cs="Arial"/>
@@ -11868,6 +11848,7 @@
     <w:p>
       <w:pPr>
         <w:keepLines/>
+        <w:spacing w:line="360" w:lineRule="auto"/>
         <w:ind w:left="432" w:hanging="432"/>
         <w:rPr>
           <w:rFonts w:ascii="Arial" w:hAnsi="Arial" w:cs="Arial"/>
@@ -11879,7 +11860,6 @@
           <w:rFonts w:ascii="Arial" w:hAnsi="Arial" w:cs="Arial"/>
           <w:lang w:val="es-CL"/>
         </w:rPr>
-        <w:lastRenderedPageBreak/>
         <w:t xml:space="preserve">Biblioteca del Congreso Nacional de Chile (s. </w:t>
       </w:r>
       <w:proofErr w:type="spellStart"/>
@@ -11926,6 +11906,7 @@
     <w:p>
       <w:pPr>
         <w:keepLines/>
+        <w:spacing w:line="360" w:lineRule="auto"/>
         <w:ind w:left="432" w:hanging="432"/>
         <w:rPr>
           <w:rFonts w:ascii="Arial" w:hAnsi="Arial" w:cs="Arial"/>
@@ -11976,6 +11957,7 @@
     <w:p>
       <w:pPr>
         <w:keepLines/>
+        <w:spacing w:line="360" w:lineRule="auto"/>
         <w:ind w:left="432" w:hanging="432"/>
         <w:rPr>
           <w:rFonts w:ascii="Arial" w:hAnsi="Arial" w:cs="Arial"/>
@@ -12033,6 +12015,7 @@
     <w:p>
       <w:pPr>
         <w:keepLines/>
+        <w:spacing w:line="360" w:lineRule="auto"/>
         <w:ind w:left="432" w:hanging="432"/>
         <w:rPr>
           <w:rFonts w:ascii="Arial" w:hAnsi="Arial" w:cs="Arial"/>
@@ -12071,6 +12054,7 @@
     <w:p>
       <w:pPr>
         <w:keepLines/>
+        <w:spacing w:line="360" w:lineRule="auto"/>
         <w:ind w:left="432" w:hanging="432"/>
         <w:rPr>
           <w:rFonts w:ascii="Arial" w:hAnsi="Arial" w:cs="Arial"/>
@@ -12139,6 +12123,7 @@
     <w:p>
       <w:pPr>
         <w:keepLines/>
+        <w:spacing w:line="360" w:lineRule="auto"/>
         <w:ind w:left="432" w:hanging="432"/>
         <w:rPr>
           <w:rFonts w:ascii="Arial" w:hAnsi="Arial" w:cs="Arial"/>
@@ -12178,6 +12163,7 @@
     <w:p>
       <w:pPr>
         <w:keepLines/>
+        <w:spacing w:line="360" w:lineRule="auto"/>
         <w:ind w:left="432" w:hanging="432"/>
         <w:rPr>
           <w:rFonts w:ascii="Arial" w:hAnsi="Arial" w:cs="Arial"/>
@@ -12214,6 +12200,7 @@
     <w:p>
       <w:pPr>
         <w:keepLines/>
+        <w:spacing w:line="360" w:lineRule="auto"/>
         <w:ind w:left="432" w:hanging="432"/>
         <w:rPr>
           <w:rFonts w:ascii="Arial" w:hAnsi="Arial" w:cs="Arial"/>
@@ -12250,6 +12237,7 @@
     <w:p>
       <w:pPr>
         <w:keepLines/>
+        <w:spacing w:line="360" w:lineRule="auto"/>
         <w:ind w:left="432" w:hanging="432"/>
         <w:rPr>
           <w:rFonts w:ascii="Arial" w:hAnsi="Arial" w:cs="Arial"/>
@@ -12286,6 +12274,7 @@
     <w:p>
       <w:pPr>
         <w:keepLines/>
+        <w:spacing w:line="360" w:lineRule="auto"/>
         <w:ind w:left="432" w:hanging="432"/>
         <w:rPr>
           <w:rFonts w:ascii="Arial" w:hAnsi="Arial" w:cs="Arial"/>
@@ -12324,6 +12313,7 @@
     <w:p>
       <w:pPr>
         <w:keepLines/>
+        <w:spacing w:line="360" w:lineRule="auto"/>
         <w:ind w:left="432" w:hanging="432"/>
         <w:rPr>
           <w:rFonts w:ascii="Arial" w:hAnsi="Arial" w:cs="Arial"/>
@@ -12334,6 +12324,7 @@
           <w:rFonts w:ascii="Arial" w:hAnsi="Arial" w:cs="Arial"/>
           <w:lang w:val="es-CL"/>
         </w:rPr>
+        <w:lastRenderedPageBreak/>
         <w:t xml:space="preserve">Universidad Técnica Federico Santa María (s. f.). </w:t>
       </w:r>
       <w:r>
